--- a/lessons/6-11/readiness/practice.docx
+++ b/lessons/6-11/readiness/practice.docx
@@ -29,7 +29,7 @@
           <w:sz w:val="20"/>
           <w:szCs w:val="20"/>
         </w:rPr>
-        <w:t xml:space="preserve">Readiness practice for Lesson 2-5  ·  Builds toward 6.NS.1</w:t>
+        <w:t xml:space="preserve">Readiness practice for Lesson 6-11 (Unit 6 · Lesson 11)  ·  Builds toward 6.NOS.1</w:t>
       </w:r>
     </w:p>
     <w:p>
@@ -471,7 +471,7 @@
           <w:sz w:val="20"/>
           <w:szCs w:val="20"/>
         </w:rPr>
-        <w:t xml:space="preserve">When you've finished, open Lesson 2-5 and dive in!</w:t>
+        <w:t xml:space="preserve">When you've finished, open Lesson 6-11 and dive in!</w:t>
       </w:r>
     </w:p>
     <w:p>

--- a/lessons/6-11/readiness/practice.docx
+++ b/lessons/6-11/readiness/practice.docx
@@ -86,7 +86,983 @@
     </w:p>
     <w:p>
       <w:pPr>
-        <w:spacing w:after="120" w:before="0"/>
+        <w:spacing w:after="60" w:before="120"/>
+      </w:pPr>
+      <w:r>
+        <w:rPr>
+          <w:b/>
+          <w:bCs/>
+          <w:color w:val="0F2B3C"/>
+          <w:sz w:val="24"/>
+          <w:szCs w:val="24"/>
+        </w:rPr>
+        <w:t xml:space="preserve">Vocabulary Anchor Box</w:t>
+      </w:r>
+    </w:p>
+    <w:tbl>
+      <w:tblPr>
+        <w:tblW w:type="dxa" w:w="9360"/>
+        <w:tblBorders>
+          <w:top w:val="single" w:color="C7D2DD" w:sz="6"/>
+          <w:left w:val="single" w:color="C7D2DD" w:sz="6"/>
+          <w:bottom w:val="single" w:color="C7D2DD" w:sz="6"/>
+          <w:right w:val="single" w:color="C7D2DD" w:sz="6"/>
+          <w:insideH w:val="single" w:color="C7D2DD" w:sz="6"/>
+          <w:insideV w:val="single" w:color="C7D2DD" w:sz="6"/>
+        </w:tblBorders>
+      </w:tblPr>
+      <w:tblGrid>
+        <w:gridCol w:w="1800"/>
+        <w:gridCol w:w="3160"/>
+        <w:gridCol w:w="2200"/>
+        <w:gridCol w:w="2200"/>
+      </w:tblGrid>
+      <w:tr>
+        <w:trPr>
+          <w:cantSplit/>
+          <w:tblHeader/>
+        </w:trPr>
+        <w:tc>
+          <w:tcPr>
+            <w:tcW w:type="dxa" w:w="1800"/>
+            <w:shd w:fill="EEF4F8" w:color="auto" w:val="clear"/>
+            <w:tcMar>
+              <w:top w:type="dxa" w:w="60"/>
+              <w:left w:type="dxa" w:w="100"/>
+              <w:bottom w:type="dxa" w:w="60"/>
+              <w:right w:type="dxa" w:w="100"/>
+            </w:tcMar>
+          </w:tcPr>
+          <w:p>
+            <w:pPr>
+              <w:spacing w:after="0" w:before="0"/>
+            </w:pPr>
+            <w:r>
+              <w:rPr>
+                <w:b/>
+                <w:bCs/>
+                <w:color w:val="0F2B3C"/>
+                <w:sz w:val="18"/>
+                <w:szCs w:val="18"/>
+              </w:rPr>
+              <w:t xml:space="preserve">Concept Term</w:t>
+            </w:r>
+          </w:p>
+        </w:tc>
+        <w:tc>
+          <w:tcPr>
+            <w:tcW w:type="dxa" w:w="3160"/>
+            <w:shd w:fill="EEF4F8" w:color="auto" w:val="clear"/>
+            <w:tcMar>
+              <w:top w:type="dxa" w:w="60"/>
+              <w:left w:type="dxa" w:w="100"/>
+              <w:bottom w:type="dxa" w:w="60"/>
+              <w:right w:type="dxa" w:w="100"/>
+            </w:tcMar>
+          </w:tcPr>
+          <w:p>
+            <w:pPr>
+              <w:spacing w:after="0" w:before="0"/>
+            </w:pPr>
+            <w:r>
+              <w:rPr>
+                <w:b/>
+                <w:bCs/>
+                <w:color w:val="0F2B3C"/>
+                <w:sz w:val="18"/>
+                <w:szCs w:val="18"/>
+              </w:rPr>
+              <w:t xml:space="preserve">Student-Friendly Definition</w:t>
+            </w:r>
+          </w:p>
+        </w:tc>
+        <w:tc>
+          <w:tcPr>
+            <w:tcW w:type="dxa" w:w="2200"/>
+            <w:shd w:fill="EEF4F8" w:color="auto" w:val="clear"/>
+            <w:tcMar>
+              <w:top w:type="dxa" w:w="60"/>
+              <w:left w:type="dxa" w:w="100"/>
+              <w:bottom w:type="dxa" w:w="60"/>
+              <w:right w:type="dxa" w:w="100"/>
+            </w:tcMar>
+          </w:tcPr>
+          <w:p>
+            <w:pPr>
+              <w:spacing w:after="0" w:before="0"/>
+            </w:pPr>
+            <w:r>
+              <w:rPr>
+                <w:b/>
+                <w:bCs/>
+                <w:color w:val="0F2B3C"/>
+                <w:sz w:val="18"/>
+                <w:szCs w:val="18"/>
+              </w:rPr>
+              <w:t xml:space="preserve">Non-Example</w:t>
+            </w:r>
+          </w:p>
+        </w:tc>
+        <w:tc>
+          <w:tcPr>
+            <w:tcW w:type="dxa" w:w="2200"/>
+            <w:shd w:fill="EEF4F8" w:color="auto" w:val="clear"/>
+            <w:tcMar>
+              <w:top w:type="dxa" w:w="60"/>
+              <w:left w:type="dxa" w:w="100"/>
+              <w:bottom w:type="dxa" w:w="60"/>
+              <w:right w:type="dxa" w:w="100"/>
+            </w:tcMar>
+          </w:tcPr>
+          <w:p>
+            <w:pPr>
+              <w:spacing w:after="0" w:before="0"/>
+            </w:pPr>
+            <w:r>
+              <w:rPr>
+                <w:b/>
+                <w:bCs/>
+                <w:color w:val="0F2B3C"/>
+                <w:sz w:val="18"/>
+                <w:szCs w:val="18"/>
+              </w:rPr>
+              <w:t xml:space="preserve">Visual Clue</w:t>
+            </w:r>
+          </w:p>
+        </w:tc>
+      </w:tr>
+      <w:tr>
+        <w:trPr>
+          <w:cantSplit/>
+        </w:trPr>
+        <w:tc>
+          <w:tcPr>
+            <w:tcW w:type="dxa" w:w="1800"/>
+            <w:tcMar>
+              <w:top w:type="dxa" w:w="60"/>
+              <w:left w:type="dxa" w:w="100"/>
+              <w:bottom w:type="dxa" w:w="60"/>
+              <w:right w:type="dxa" w:w="100"/>
+            </w:tcMar>
+            <w:vAlign w:val="top"/>
+          </w:tcPr>
+          <w:p>
+            <w:pPr>
+              <w:spacing w:after="20" w:before="0"/>
+            </w:pPr>
+            <w:r>
+              <w:rPr>
+                <w:b/>
+                <w:bCs/>
+                <w:color w:val="0F2B3C"/>
+                <w:sz w:val="20"/>
+                <w:szCs w:val="20"/>
+              </w:rPr>
+              <w:t xml:space="preserve">Fraction Division Problem Solving</w:t>
+            </w:r>
+          </w:p>
+          <w:p>
+            <w:pPr>
+              <w:spacing w:after="0" w:before="0"/>
+            </w:pPr>
+            <w:r>
+              <w:rPr>
+                <w:i/>
+                <w:iCs/>
+                <w:color w:val="5E6E7E"/>
+                <w:sz w:val="18"/>
+                <w:szCs w:val="18"/>
+              </w:rPr>
+              <w:t xml:space="preserve">Resolución de problemas de división de fracciones</w:t>
+            </w:r>
+          </w:p>
+        </w:tc>
+        <w:tc>
+          <w:tcPr>
+            <w:tcW w:type="dxa" w:w="3160"/>
+            <w:tcMar>
+              <w:top w:type="dxa" w:w="60"/>
+              <w:left w:type="dxa" w:w="100"/>
+              <w:bottom w:type="dxa" w:w="60"/>
+              <w:right w:type="dxa" w:w="100"/>
+            </w:tcMar>
+            <w:vAlign w:val="top"/>
+          </w:tcPr>
+          <w:p>
+            <w:pPr>
+              <w:spacing w:after="0" w:before="0"/>
+            </w:pPr>
+            <w:r>
+              <w:rPr>
+                <w:sz w:val="19"/>
+                <w:szCs w:val="19"/>
+              </w:rPr>
+              <w:t xml:space="preserve">Use fraction division to find an unknown number of groups or the size of each group.</w:t>
+            </w:r>
+          </w:p>
+        </w:tc>
+        <w:tc>
+          <w:tcPr>
+            <w:tcW w:type="dxa" w:w="2200"/>
+            <w:tcMar>
+              <w:top w:type="dxa" w:w="60"/>
+              <w:left w:type="dxa" w:w="100"/>
+              <w:bottom w:type="dxa" w:w="60"/>
+              <w:right w:type="dxa" w:w="100"/>
+            </w:tcMar>
+            <w:vAlign w:val="top"/>
+          </w:tcPr>
+          <w:p>
+            <w:pPr>
+              <w:spacing w:after="30" w:before="0"/>
+            </w:pPr>
+            <w:r>
+              <w:rPr>
+                <w:i/>
+                <w:iCs/>
+                <w:color w:val="5E6E7E"/>
+                <w:sz w:val="18"/>
+                <w:szCs w:val="18"/>
+              </w:rPr>
+              <w:t xml:space="preserve">Not Fraction Division Problem Solving: write a counter-example that does not fit the rule.</w:t>
+            </w:r>
+          </w:p>
+          <w:p>
+            <w:pPr>
+              <w:spacing w:after="50" w:before="0"/>
+            </w:pPr>
+            <w:r>
+              <w:rPr>
+                <w:color w:val="BBBBBB"/>
+                <w:sz w:val="18"/>
+                <w:szCs w:val="18"/>
+              </w:rPr>
+              <w:t xml:space="preserve">____________________________</w:t>
+            </w:r>
+          </w:p>
+        </w:tc>
+        <w:tc>
+          <w:tcPr>
+            <w:tcW w:type="dxa" w:w="2200"/>
+            <w:tcMar>
+              <w:top w:type="dxa" w:w="60"/>
+              <w:left w:type="dxa" w:w="100"/>
+              <w:bottom w:type="dxa" w:w="60"/>
+              <w:right w:type="dxa" w:w="100"/>
+            </w:tcMar>
+            <w:vAlign w:val="top"/>
+          </w:tcPr>
+          <w:p>
+            <w:pPr>
+              <w:spacing w:after="0" w:before="0"/>
+            </w:pPr>
+            <w:r>
+              <w:rPr>
+                <w:i/>
+                <w:iCs/>
+                <w:color w:val="5E6E7E"/>
+                <w:sz w:val="18"/>
+                <w:szCs w:val="18"/>
+              </w:rPr>
+              <w:t xml:space="preserve">Number of groups = total amount ÷ amount in each group.</w:t>
+            </w:r>
+          </w:p>
+        </w:tc>
+      </w:tr>
+      <w:tr>
+        <w:trPr>
+          <w:cantSplit/>
+        </w:trPr>
+        <w:tc>
+          <w:tcPr>
+            <w:tcW w:type="dxa" w:w="1800"/>
+            <w:tcMar>
+              <w:top w:type="dxa" w:w="60"/>
+              <w:left w:type="dxa" w:w="100"/>
+              <w:bottom w:type="dxa" w:w="60"/>
+              <w:right w:type="dxa" w:w="100"/>
+            </w:tcMar>
+            <w:vAlign w:val="top"/>
+          </w:tcPr>
+          <w:p>
+            <w:pPr>
+              <w:spacing w:after="20" w:before="0"/>
+            </w:pPr>
+            <w:r>
+              <w:rPr>
+                <w:b/>
+                <w:bCs/>
+                <w:color w:val="0F2B3C"/>
+                <w:sz w:val="20"/>
+                <w:szCs w:val="20"/>
+              </w:rPr>
+              <w:t xml:space="preserve">Model</w:t>
+            </w:r>
+          </w:p>
+          <w:p>
+            <w:pPr>
+              <w:spacing w:after="0" w:before="0"/>
+            </w:pPr>
+            <w:r>
+              <w:rPr>
+                <w:i/>
+                <w:iCs/>
+                <w:color w:val="5E6E7E"/>
+                <w:sz w:val="18"/>
+                <w:szCs w:val="18"/>
+              </w:rPr>
+              <w:t xml:space="preserve">Modelo</w:t>
+            </w:r>
+          </w:p>
+        </w:tc>
+        <w:tc>
+          <w:tcPr>
+            <w:tcW w:type="dxa" w:w="3160"/>
+            <w:tcMar>
+              <w:top w:type="dxa" w:w="60"/>
+              <w:left w:type="dxa" w:w="100"/>
+              <w:bottom w:type="dxa" w:w="60"/>
+              <w:right w:type="dxa" w:w="100"/>
+            </w:tcMar>
+            <w:vAlign w:val="top"/>
+          </w:tcPr>
+          <w:p>
+            <w:pPr>
+              <w:spacing w:after="0" w:before="0"/>
+            </w:pPr>
+            <w:r>
+              <w:rPr>
+                <w:sz w:val="19"/>
+                <w:szCs w:val="19"/>
+              </w:rPr>
+              <w:t xml:space="preserve">A picture or math way to show a problem so you can solve it.</w:t>
+            </w:r>
+          </w:p>
+        </w:tc>
+        <w:tc>
+          <w:tcPr>
+            <w:tcW w:type="dxa" w:w="2200"/>
+            <w:tcMar>
+              <w:top w:type="dxa" w:w="60"/>
+              <w:left w:type="dxa" w:w="100"/>
+              <w:bottom w:type="dxa" w:w="60"/>
+              <w:right w:type="dxa" w:w="100"/>
+            </w:tcMar>
+            <w:vAlign w:val="top"/>
+          </w:tcPr>
+          <w:p>
+            <w:pPr>
+              <w:spacing w:after="30" w:before="0"/>
+            </w:pPr>
+            <w:r>
+              <w:rPr>
+                <w:i/>
+                <w:iCs/>
+                <w:color w:val="5E6E7E"/>
+                <w:sz w:val="18"/>
+                <w:szCs w:val="18"/>
+              </w:rPr>
+              <w:t xml:space="preserve">Not Model: write a counter-example that does not fit the rule.</w:t>
+            </w:r>
+          </w:p>
+          <w:p>
+            <w:pPr>
+              <w:spacing w:after="50" w:before="0"/>
+            </w:pPr>
+            <w:r>
+              <w:rPr>
+                <w:color w:val="BBBBBB"/>
+                <w:sz w:val="18"/>
+                <w:szCs w:val="18"/>
+              </w:rPr>
+              <w:t xml:space="preserve">____________________________</w:t>
+            </w:r>
+          </w:p>
+        </w:tc>
+        <w:tc>
+          <w:tcPr>
+            <w:tcW w:type="dxa" w:w="2200"/>
+            <w:tcMar>
+              <w:top w:type="dxa" w:w="60"/>
+              <w:left w:type="dxa" w:w="100"/>
+              <w:bottom w:type="dxa" w:w="60"/>
+              <w:right w:type="dxa" w:w="100"/>
+            </w:tcMar>
+            <w:vAlign w:val="top"/>
+          </w:tcPr>
+          <w:p>
+            <w:pPr>
+              <w:spacing w:after="0" w:before="0"/>
+            </w:pPr>
+            <w:r>
+              <w:rPr>
+                <w:i/>
+                <w:iCs/>
+                <w:color w:val="5E6E7E"/>
+                <w:sz w:val="18"/>
+                <w:szCs w:val="18"/>
+              </w:rPr>
+              <w:t xml:space="preserve">A bar model showing 3/4 split into 1/8-size pieces, or the equation 3/4 ÷ 1/8 = 6</w:t>
+            </w:r>
+          </w:p>
+        </w:tc>
+      </w:tr>
+      <w:tr>
+        <w:trPr>
+          <w:cantSplit/>
+        </w:trPr>
+        <w:tc>
+          <w:tcPr>
+            <w:tcW w:type="dxa" w:w="1800"/>
+            <w:tcMar>
+              <w:top w:type="dxa" w:w="60"/>
+              <w:left w:type="dxa" w:w="100"/>
+              <w:bottom w:type="dxa" w:w="60"/>
+              <w:right w:type="dxa" w:w="100"/>
+            </w:tcMar>
+            <w:vAlign w:val="top"/>
+          </w:tcPr>
+          <w:p>
+            <w:pPr>
+              <w:spacing w:after="20" w:before="0"/>
+            </w:pPr>
+            <w:r>
+              <w:rPr>
+                <w:b/>
+                <w:bCs/>
+                <w:color w:val="0F2B3C"/>
+                <w:sz w:val="20"/>
+                <w:szCs w:val="20"/>
+              </w:rPr>
+              <w:t xml:space="preserve">Equation</w:t>
+            </w:r>
+          </w:p>
+          <w:p>
+            <w:pPr>
+              <w:spacing w:after="0" w:before="0"/>
+            </w:pPr>
+            <w:r>
+              <w:rPr>
+                <w:i/>
+                <w:iCs/>
+                <w:color w:val="5E6E7E"/>
+                <w:sz w:val="18"/>
+                <w:szCs w:val="18"/>
+              </w:rPr>
+              <w:t xml:space="preserve">Ecuación</w:t>
+            </w:r>
+          </w:p>
+        </w:tc>
+        <w:tc>
+          <w:tcPr>
+            <w:tcW w:type="dxa" w:w="3160"/>
+            <w:tcMar>
+              <w:top w:type="dxa" w:w="60"/>
+              <w:left w:type="dxa" w:w="100"/>
+              <w:bottom w:type="dxa" w:w="60"/>
+              <w:right w:type="dxa" w:w="100"/>
+            </w:tcMar>
+            <w:vAlign w:val="top"/>
+          </w:tcPr>
+          <w:p>
+            <w:pPr>
+              <w:spacing w:after="0" w:before="0"/>
+            </w:pPr>
+            <w:r>
+              <w:rPr>
+                <w:sz w:val="19"/>
+                <w:szCs w:val="19"/>
+              </w:rPr>
+              <w:t xml:space="preserve">A math sentence with an equal sign showing both sides are the same.</w:t>
+            </w:r>
+          </w:p>
+        </w:tc>
+        <w:tc>
+          <w:tcPr>
+            <w:tcW w:type="dxa" w:w="2200"/>
+            <w:tcMar>
+              <w:top w:type="dxa" w:w="60"/>
+              <w:left w:type="dxa" w:w="100"/>
+              <w:bottom w:type="dxa" w:w="60"/>
+              <w:right w:type="dxa" w:w="100"/>
+            </w:tcMar>
+            <w:vAlign w:val="top"/>
+          </w:tcPr>
+          <w:p>
+            <w:pPr>
+              <w:spacing w:after="30" w:before="0"/>
+            </w:pPr>
+            <w:r>
+              <w:rPr>
+                <w:i/>
+                <w:iCs/>
+                <w:color w:val="5E6E7E"/>
+                <w:sz w:val="18"/>
+                <w:szCs w:val="18"/>
+              </w:rPr>
+              <w:t xml:space="preserve">Not Equation: write a counter-example that does not fit the rule.</w:t>
+            </w:r>
+          </w:p>
+          <w:p>
+            <w:pPr>
+              <w:spacing w:after="50" w:before="0"/>
+            </w:pPr>
+            <w:r>
+              <w:rPr>
+                <w:color w:val="BBBBBB"/>
+                <w:sz w:val="18"/>
+                <w:szCs w:val="18"/>
+              </w:rPr>
+              <w:t xml:space="preserve">____________________________</w:t>
+            </w:r>
+          </w:p>
+        </w:tc>
+        <w:tc>
+          <w:tcPr>
+            <w:tcW w:type="dxa" w:w="2200"/>
+            <w:tcMar>
+              <w:top w:type="dxa" w:w="60"/>
+              <w:left w:type="dxa" w:w="100"/>
+              <w:bottom w:type="dxa" w:w="60"/>
+              <w:right w:type="dxa" w:w="100"/>
+            </w:tcMar>
+            <w:vAlign w:val="top"/>
+          </w:tcPr>
+          <w:p>
+            <w:pPr>
+              <w:spacing w:after="0" w:before="0"/>
+            </w:pPr>
+            <w:r>
+              <w:rPr>
+                <w:i/>
+                <w:iCs/>
+                <w:color w:val="5E6E7E"/>
+                <w:sz w:val="18"/>
+                <w:szCs w:val="18"/>
+              </w:rPr>
+              <w:t xml:space="preserve">3/4 ÷ 1/8 = 6 — the left side (division) equals the right side (answer)</w:t>
+            </w:r>
+          </w:p>
+        </w:tc>
+      </w:tr>
+      <w:tr>
+        <w:trPr>
+          <w:cantSplit/>
+        </w:trPr>
+        <w:tc>
+          <w:tcPr>
+            <w:tcW w:type="dxa" w:w="1800"/>
+            <w:tcMar>
+              <w:top w:type="dxa" w:w="60"/>
+              <w:left w:type="dxa" w:w="100"/>
+              <w:bottom w:type="dxa" w:w="60"/>
+              <w:right w:type="dxa" w:w="100"/>
+            </w:tcMar>
+            <w:vAlign w:val="top"/>
+          </w:tcPr>
+          <w:p>
+            <w:pPr>
+              <w:spacing w:after="20" w:before="0"/>
+            </w:pPr>
+            <w:r>
+              <w:rPr>
+                <w:b/>
+                <w:bCs/>
+                <w:color w:val="0F2B3C"/>
+                <w:sz w:val="20"/>
+                <w:szCs w:val="20"/>
+              </w:rPr>
+              <w:t xml:space="preserve">Solution</w:t>
+            </w:r>
+          </w:p>
+          <w:p>
+            <w:pPr>
+              <w:spacing w:after="0" w:before="0"/>
+            </w:pPr>
+            <w:r>
+              <w:rPr>
+                <w:i/>
+                <w:iCs/>
+                <w:color w:val="5E6E7E"/>
+                <w:sz w:val="18"/>
+                <w:szCs w:val="18"/>
+              </w:rPr>
+              <w:t xml:space="preserve">Solución</w:t>
+            </w:r>
+          </w:p>
+        </w:tc>
+        <w:tc>
+          <w:tcPr>
+            <w:tcW w:type="dxa" w:w="3160"/>
+            <w:tcMar>
+              <w:top w:type="dxa" w:w="60"/>
+              <w:left w:type="dxa" w:w="100"/>
+              <w:bottom w:type="dxa" w:w="60"/>
+              <w:right w:type="dxa" w:w="100"/>
+            </w:tcMar>
+            <w:vAlign w:val="top"/>
+          </w:tcPr>
+          <w:p>
+            <w:pPr>
+              <w:spacing w:after="0" w:before="0"/>
+            </w:pPr>
+            <w:r>
+              <w:rPr>
+                <w:sz w:val="19"/>
+                <w:szCs w:val="19"/>
+              </w:rPr>
+              <w:t xml:space="preserve">A number that makes the equation or inequality true.</w:t>
+            </w:r>
+          </w:p>
+        </w:tc>
+        <w:tc>
+          <w:tcPr>
+            <w:tcW w:type="dxa" w:w="2200"/>
+            <w:tcMar>
+              <w:top w:type="dxa" w:w="60"/>
+              <w:left w:type="dxa" w:w="100"/>
+              <w:bottom w:type="dxa" w:w="60"/>
+              <w:right w:type="dxa" w:w="100"/>
+            </w:tcMar>
+            <w:vAlign w:val="top"/>
+          </w:tcPr>
+          <w:p>
+            <w:pPr>
+              <w:spacing w:after="30" w:before="0"/>
+            </w:pPr>
+            <w:r>
+              <w:rPr>
+                <w:i/>
+                <w:iCs/>
+                <w:color w:val="5E6E7E"/>
+                <w:sz w:val="18"/>
+                <w:szCs w:val="18"/>
+              </w:rPr>
+              <w:t xml:space="preserve">Not Solution: write a counter-example that does not fit the rule.</w:t>
+            </w:r>
+          </w:p>
+          <w:p>
+            <w:pPr>
+              <w:spacing w:after="50" w:before="0"/>
+            </w:pPr>
+            <w:r>
+              <w:rPr>
+                <w:color w:val="BBBBBB"/>
+                <w:sz w:val="18"/>
+                <w:szCs w:val="18"/>
+              </w:rPr>
+              <w:t xml:space="preserve">____________________________</w:t>
+            </w:r>
+          </w:p>
+        </w:tc>
+        <w:tc>
+          <w:tcPr>
+            <w:tcW w:type="dxa" w:w="2200"/>
+            <w:tcMar>
+              <w:top w:type="dxa" w:w="60"/>
+              <w:left w:type="dxa" w:w="100"/>
+              <w:bottom w:type="dxa" w:w="60"/>
+              <w:right w:type="dxa" w:w="100"/>
+            </w:tcMar>
+            <w:vAlign w:val="top"/>
+          </w:tcPr>
+          <w:p>
+            <w:pPr>
+              <w:spacing w:after="0" w:before="0"/>
+            </w:pPr>
+            <w:r>
+              <w:rPr>
+                <w:i/>
+                <w:iCs/>
+                <w:color w:val="5E6E7E"/>
+                <w:sz w:val="18"/>
+                <w:szCs w:val="18"/>
+              </w:rPr>
+              <w:t xml:space="preserve">In 3/4 ÷ 1/8 = 6, the solution is 6 portions</w:t>
+            </w:r>
+          </w:p>
+        </w:tc>
+      </w:tr>
+      <w:tr>
+        <w:trPr>
+          <w:cantSplit/>
+        </w:trPr>
+        <w:tc>
+          <w:tcPr>
+            <w:tcW w:type="dxa" w:w="1800"/>
+            <w:tcMar>
+              <w:top w:type="dxa" w:w="60"/>
+              <w:left w:type="dxa" w:w="100"/>
+              <w:bottom w:type="dxa" w:w="60"/>
+              <w:right w:type="dxa" w:w="100"/>
+            </w:tcMar>
+            <w:vAlign w:val="top"/>
+          </w:tcPr>
+          <w:p>
+            <w:pPr>
+              <w:spacing w:after="20" w:before="0"/>
+            </w:pPr>
+            <w:r>
+              <w:rPr>
+                <w:b/>
+                <w:bCs/>
+                <w:color w:val="0F2B3C"/>
+                <w:sz w:val="20"/>
+                <w:szCs w:val="20"/>
+              </w:rPr>
+              <w:t xml:space="preserve">Reasonableness</w:t>
+            </w:r>
+          </w:p>
+          <w:p>
+            <w:pPr>
+              <w:spacing w:after="0" w:before="0"/>
+            </w:pPr>
+            <w:r>
+              <w:rPr>
+                <w:i/>
+                <w:iCs/>
+                <w:color w:val="5E6E7E"/>
+                <w:sz w:val="18"/>
+                <w:szCs w:val="18"/>
+              </w:rPr>
+              <w:t xml:space="preserve">Razonabilidad</w:t>
+            </w:r>
+          </w:p>
+        </w:tc>
+        <w:tc>
+          <w:tcPr>
+            <w:tcW w:type="dxa" w:w="3160"/>
+            <w:tcMar>
+              <w:top w:type="dxa" w:w="60"/>
+              <w:left w:type="dxa" w:w="100"/>
+              <w:bottom w:type="dxa" w:w="60"/>
+              <w:right w:type="dxa" w:w="100"/>
+            </w:tcMar>
+            <w:vAlign w:val="top"/>
+          </w:tcPr>
+          <w:p>
+            <w:pPr>
+              <w:spacing w:after="0" w:before="0"/>
+            </w:pPr>
+            <w:r>
+              <w:rPr>
+                <w:sz w:val="19"/>
+                <w:szCs w:val="19"/>
+              </w:rPr>
+              <w:t xml:space="preserve">Checking if your answer makes sense.</w:t>
+            </w:r>
+          </w:p>
+        </w:tc>
+        <w:tc>
+          <w:tcPr>
+            <w:tcW w:type="dxa" w:w="2200"/>
+            <w:tcMar>
+              <w:top w:type="dxa" w:w="60"/>
+              <w:left w:type="dxa" w:w="100"/>
+              <w:bottom w:type="dxa" w:w="60"/>
+              <w:right w:type="dxa" w:w="100"/>
+            </w:tcMar>
+            <w:vAlign w:val="top"/>
+          </w:tcPr>
+          <w:p>
+            <w:pPr>
+              <w:spacing w:after="30" w:before="0"/>
+            </w:pPr>
+            <w:r>
+              <w:rPr>
+                <w:i/>
+                <w:iCs/>
+                <w:color w:val="5E6E7E"/>
+                <w:sz w:val="18"/>
+                <w:szCs w:val="18"/>
+              </w:rPr>
+              <w:t xml:space="preserve">Not Reasonableness: write a counter-example that does not fit the rule.</w:t>
+            </w:r>
+          </w:p>
+          <w:p>
+            <w:pPr>
+              <w:spacing w:after="50" w:before="0"/>
+            </w:pPr>
+            <w:r>
+              <w:rPr>
+                <w:color w:val="BBBBBB"/>
+                <w:sz w:val="18"/>
+                <w:szCs w:val="18"/>
+              </w:rPr>
+              <w:t xml:space="preserve">____________________________</w:t>
+            </w:r>
+          </w:p>
+        </w:tc>
+        <w:tc>
+          <w:tcPr>
+            <w:tcW w:type="dxa" w:w="2200"/>
+            <w:tcMar>
+              <w:top w:type="dxa" w:w="60"/>
+              <w:left w:type="dxa" w:w="100"/>
+              <w:bottom w:type="dxa" w:w="60"/>
+              <w:right w:type="dxa" w:w="100"/>
+            </w:tcMar>
+            <w:vAlign w:val="top"/>
+          </w:tcPr>
+          <w:p>
+            <w:pPr>
+              <w:spacing w:after="0" w:before="0"/>
+            </w:pPr>
+            <w:r>
+              <w:rPr>
+                <w:i/>
+                <w:iCs/>
+                <w:color w:val="5E6E7E"/>
+                <w:sz w:val="18"/>
+                <w:szCs w:val="18"/>
+              </w:rPr>
+              <w:t xml:space="preserve">3 ÷ 1/4 = 12. Is 12 reasonable? Yes, because 1/4 is small so many pieces fit into 3.</w:t>
+            </w:r>
+          </w:p>
+        </w:tc>
+      </w:tr>
+      <w:tr>
+        <w:trPr>
+          <w:cantSplit/>
+        </w:trPr>
+        <w:tc>
+          <w:tcPr>
+            <w:tcW w:type="dxa" w:w="1800"/>
+            <w:tcMar>
+              <w:top w:type="dxa" w:w="60"/>
+              <w:left w:type="dxa" w:w="100"/>
+              <w:bottom w:type="dxa" w:w="60"/>
+              <w:right w:type="dxa" w:w="100"/>
+            </w:tcMar>
+            <w:vAlign w:val="top"/>
+          </w:tcPr>
+          <w:p>
+            <w:pPr>
+              <w:spacing w:after="20" w:before="0"/>
+            </w:pPr>
+            <w:r>
+              <w:rPr>
+                <w:b/>
+                <w:bCs/>
+                <w:color w:val="0F2B3C"/>
+                <w:sz w:val="20"/>
+                <w:szCs w:val="20"/>
+              </w:rPr>
+              <w:t xml:space="preserve">Inverse operations</w:t>
+            </w:r>
+          </w:p>
+          <w:p>
+            <w:pPr>
+              <w:spacing w:after="0" w:before="0"/>
+            </w:pPr>
+            <w:r>
+              <w:rPr>
+                <w:i/>
+                <w:iCs/>
+                <w:color w:val="5E6E7E"/>
+                <w:sz w:val="18"/>
+                <w:szCs w:val="18"/>
+              </w:rPr>
+              <w:t xml:space="preserve">Operaciones inversas</w:t>
+            </w:r>
+          </w:p>
+        </w:tc>
+        <w:tc>
+          <w:tcPr>
+            <w:tcW w:type="dxa" w:w="3160"/>
+            <w:tcMar>
+              <w:top w:type="dxa" w:w="60"/>
+              <w:left w:type="dxa" w:w="100"/>
+              <w:bottom w:type="dxa" w:w="60"/>
+              <w:right w:type="dxa" w:w="100"/>
+            </w:tcMar>
+            <w:vAlign w:val="top"/>
+          </w:tcPr>
+          <w:p>
+            <w:pPr>
+              <w:spacing w:after="0" w:before="0"/>
+            </w:pPr>
+            <w:r>
+              <w:rPr>
+                <w:sz w:val="19"/>
+                <w:szCs w:val="19"/>
+              </w:rPr>
+              <w:t xml:space="preserve">Two math actions that undo each other, like × and ÷.</w:t>
+            </w:r>
+          </w:p>
+        </w:tc>
+        <w:tc>
+          <w:tcPr>
+            <w:tcW w:type="dxa" w:w="2200"/>
+            <w:tcMar>
+              <w:top w:type="dxa" w:w="60"/>
+              <w:left w:type="dxa" w:w="100"/>
+              <w:bottom w:type="dxa" w:w="60"/>
+              <w:right w:type="dxa" w:w="100"/>
+            </w:tcMar>
+            <w:vAlign w:val="top"/>
+          </w:tcPr>
+          <w:p>
+            <w:pPr>
+              <w:spacing w:after="30" w:before="0"/>
+            </w:pPr>
+            <w:r>
+              <w:rPr>
+                <w:i/>
+                <w:iCs/>
+                <w:color w:val="5E6E7E"/>
+                <w:sz w:val="18"/>
+                <w:szCs w:val="18"/>
+              </w:rPr>
+              <w:t xml:space="preserve">Not Inverse operations: write a counter-example that does not fit the rule.</w:t>
+            </w:r>
+          </w:p>
+          <w:p>
+            <w:pPr>
+              <w:spacing w:after="50" w:before="0"/>
+            </w:pPr>
+            <w:r>
+              <w:rPr>
+                <w:color w:val="BBBBBB"/>
+                <w:sz w:val="18"/>
+                <w:szCs w:val="18"/>
+              </w:rPr>
+              <w:t xml:space="preserve">____________________________</w:t>
+            </w:r>
+          </w:p>
+        </w:tc>
+        <w:tc>
+          <w:tcPr>
+            <w:tcW w:type="dxa" w:w="2200"/>
+            <w:tcMar>
+              <w:top w:type="dxa" w:w="60"/>
+              <w:left w:type="dxa" w:w="100"/>
+              <w:bottom w:type="dxa" w:w="60"/>
+              <w:right w:type="dxa" w:w="100"/>
+            </w:tcMar>
+            <w:vAlign w:val="top"/>
+          </w:tcPr>
+          <w:p>
+            <w:pPr>
+              <w:spacing w:after="0" w:before="0"/>
+            </w:pPr>
+            <w:r>
+              <w:rPr>
+                <w:i/>
+                <w:iCs/>
+                <w:color w:val="5E6E7E"/>
+                <w:sz w:val="18"/>
+                <w:szCs w:val="18"/>
+              </w:rPr>
+              <w:t xml:space="preserve">If 3/4 ÷ 1/8 = 6, then 6 × 1/8 = 6/8 = 3/4. Multiplication checks division.</w:t>
+            </w:r>
+          </w:p>
+        </w:tc>
+      </w:tr>
+    </w:tbl>
+    <w:p>
+      <w:pPr>
+        <w:spacing w:after="120" w:before="140"/>
       </w:pPr>
       <w:r>
         <w:rPr>
@@ -127,73 +1103,922 @@
         <w:t xml:space="preserve">Count the pieces one whole at a time.</w:t>
       </w:r>
     </w:p>
-    <w:p>
-      <w:pPr>
-        <w:spacing w:after="40" w:before="0"/>
-      </w:pPr>
-      <w:r>
-        <w:rPr>
-          <w:sz w:val="22"/>
-          <w:szCs w:val="22"/>
-        </w:rPr>
-        <w:t xml:space="preserve">1.  How many 1/2 cups are in 1 cup?</w:t>
-      </w:r>
-    </w:p>
-    <w:p>
-      <w:pPr>
-        <w:spacing w:after="80" w:before="0"/>
-      </w:pPr>
-      <w:r>
-        <w:rPr>
-          <w:color w:val="BBBBBB"/>
-        </w:rPr>
-        <w:t xml:space="preserve">____________________________________________________</w:t>
-      </w:r>
-    </w:p>
-    <w:p>
-      <w:pPr>
-        <w:spacing w:after="40" w:before="0"/>
-      </w:pPr>
-      <w:r>
-        <w:rPr>
-          <w:sz w:val="22"/>
-          <w:szCs w:val="22"/>
-        </w:rPr>
-        <w:t xml:space="preserve">2.  So how many 1/2 cups are in 2 cups? (2 × 2)</w:t>
-      </w:r>
-    </w:p>
-    <w:p>
-      <w:pPr>
-        <w:spacing w:after="80" w:before="0"/>
-      </w:pPr>
-      <w:r>
-        <w:rPr>
-          <w:color w:val="BBBBBB"/>
-        </w:rPr>
-        <w:t xml:space="preserve">____________________________________________________</w:t>
-      </w:r>
-    </w:p>
-    <w:p>
-      <w:pPr>
-        <w:spacing w:after="40" w:before="0"/>
-      </w:pPr>
-      <w:r>
-        <w:rPr>
-          <w:sz w:val="22"/>
-          <w:szCs w:val="22"/>
-        </w:rPr>
-        <w:t xml:space="preserve">3.  How many 1/4 cups are in 1 cup?</w:t>
-      </w:r>
-    </w:p>
-    <w:p>
-      <w:pPr>
-        <w:spacing w:after="80" w:before="0"/>
-      </w:pPr>
-      <w:r>
-        <w:rPr>
-          <w:color w:val="BBBBBB"/>
-        </w:rPr>
-        <w:t xml:space="preserve">____________________________________________________</w:t>
+    <w:tbl>
+      <w:tblPr>
+        <w:tblW w:type="dxa" w:w="9360"/>
+        <w:tblBorders>
+          <w:top w:val="single" w:color="C7D2DD" w:sz="6"/>
+          <w:left w:val="single" w:color="C7D2DD" w:sz="6"/>
+          <w:bottom w:val="single" w:color="C7D2DD" w:sz="6"/>
+          <w:right w:val="single" w:color="C7D2DD" w:sz="6"/>
+          <w:insideH w:val="single" w:color="C7D2DD" w:sz="6"/>
+          <w:insideV w:val="single" w:color="C7D2DD" w:sz="6"/>
+        </w:tblBorders>
+      </w:tblPr>
+      <w:tblGrid>
+        <w:gridCol w:w="2800"/>
+        <w:gridCol w:w="3560"/>
+        <w:gridCol w:w="3000"/>
+      </w:tblGrid>
+      <w:tr>
+        <w:trPr>
+          <w:cantSplit/>
+          <w:tblHeader/>
+        </w:trPr>
+        <w:tc>
+          <w:tcPr>
+            <w:tcW w:type="dxa" w:w="2800"/>
+            <w:shd w:fill="EEF4F8" w:color="auto" w:val="clear"/>
+            <w:tcMar>
+              <w:top w:type="dxa" w:w="60"/>
+              <w:left w:type="dxa" w:w="100"/>
+              <w:bottom w:type="dxa" w:w="60"/>
+              <w:right w:type="dxa" w:w="100"/>
+            </w:tcMar>
+          </w:tcPr>
+          <w:p>
+            <w:pPr>
+              <w:spacing w:after="0" w:before="0"/>
+            </w:pPr>
+            <w:r>
+              <w:rPr>
+                <w:b/>
+                <w:bCs/>
+                <w:color w:val="0F2B3C"/>
+                <w:sz w:val="16"/>
+                <w:szCs w:val="16"/>
+              </w:rPr>
+              <w:t xml:space="preserve">CORE PROBLEM / GIVEN REPRESENTATION</w:t>
+            </w:r>
+          </w:p>
+        </w:tc>
+        <w:tc>
+          <w:tcPr>
+            <w:tcW w:type="dxa" w:w="3560"/>
+            <w:shd w:fill="EEF4F8" w:color="auto" w:val="clear"/>
+            <w:tcMar>
+              <w:top w:type="dxa" w:w="60"/>
+              <w:left w:type="dxa" w:w="100"/>
+              <w:bottom w:type="dxa" w:w="60"/>
+              <w:right w:type="dxa" w:w="100"/>
+            </w:tcMar>
+          </w:tcPr>
+          <w:p>
+            <w:pPr>
+              <w:spacing w:after="0" w:before="0"/>
+            </w:pPr>
+            <w:r>
+              <w:rPr>
+                <w:b/>
+                <w:bCs/>
+                <w:color w:val="0F2B3C"/>
+                <w:sz w:val="16"/>
+                <w:szCs w:val="16"/>
+              </w:rPr>
+              <w:t xml:space="preserve">WORKING SPACE / CALCULATION STEPS</w:t>
+            </w:r>
+          </w:p>
+        </w:tc>
+        <w:tc>
+          <w:tcPr>
+            <w:tcW w:type="dxa" w:w="3000"/>
+            <w:shd w:fill="FBF3E2" w:color="auto" w:val="clear"/>
+            <w:tcMar>
+              <w:top w:type="dxa" w:w="60"/>
+              <w:left w:type="dxa" w:w="100"/>
+              <w:bottom w:type="dxa" w:w="60"/>
+              <w:right w:type="dxa" w:w="100"/>
+            </w:tcMar>
+          </w:tcPr>
+          <w:p>
+            <w:pPr>
+              <w:spacing w:after="0" w:before="0"/>
+            </w:pPr>
+            <w:r>
+              <w:rPr>
+                <w:b/>
+                <w:bCs/>
+                <w:color w:val="7A5400"/>
+                <w:sz w:val="16"/>
+                <w:szCs w:val="16"/>
+              </w:rPr>
+              <w:t xml:space="preserve">EXPLAIN YOUR REASONING</w:t>
+            </w:r>
+          </w:p>
+        </w:tc>
+      </w:tr>
+      <w:tr>
+        <w:trPr>
+          <w:cantSplit/>
+        </w:trPr>
+        <w:tc>
+          <w:tcPr>
+            <w:tcW w:type="dxa" w:w="2800"/>
+            <w:tcMar>
+              <w:top w:type="dxa" w:w="80"/>
+              <w:left w:type="dxa" w:w="100"/>
+              <w:bottom w:type="dxa" w:w="80"/>
+              <w:right w:type="dxa" w:w="100"/>
+            </w:tcMar>
+            <w:vAlign w:val="top"/>
+          </w:tcPr>
+          <w:p>
+            <w:pPr>
+              <w:spacing w:after="40" w:before="0"/>
+            </w:pPr>
+            <w:r>
+              <w:rPr>
+                <w:b/>
+                <w:bCs/>
+                <w:color w:val="0F2B3C"/>
+                <w:sz w:val="20"/>
+                <w:szCs w:val="20"/>
+              </w:rPr>
+              <w:t xml:space="preserve">1.  How many 1/2 cups are in 1 cup?</w:t>
+            </w:r>
+          </w:p>
+        </w:tc>
+        <w:tc>
+          <w:tcPr>
+            <w:tcW w:type="dxa" w:w="3560"/>
+            <w:tcMar>
+              <w:top w:type="dxa" w:w="80"/>
+              <w:left w:type="dxa" w:w="100"/>
+              <w:bottom w:type="dxa" w:w="80"/>
+              <w:right w:type="dxa" w:w="100"/>
+            </w:tcMar>
+            <w:vAlign w:val="top"/>
+          </w:tcPr>
+          <w:p>
+            <w:pPr>
+              <w:spacing w:after="50" w:before="0"/>
+            </w:pPr>
+            <w:r>
+              <w:rPr>
+                <w:color w:val="BBBBBB"/>
+                <w:sz w:val="18"/>
+                <w:szCs w:val="18"/>
+              </w:rPr>
+              <w:t xml:space="preserve">____________________________</w:t>
+            </w:r>
+          </w:p>
+          <w:p>
+            <w:pPr>
+              <w:spacing w:after="50" w:before="0"/>
+            </w:pPr>
+            <w:r>
+              <w:rPr>
+                <w:color w:val="BBBBBB"/>
+                <w:sz w:val="18"/>
+                <w:szCs w:val="18"/>
+              </w:rPr>
+              <w:t xml:space="preserve">____________________________</w:t>
+            </w:r>
+          </w:p>
+          <w:p>
+            <w:pPr>
+              <w:spacing w:after="50" w:before="0"/>
+            </w:pPr>
+            <w:r>
+              <w:rPr>
+                <w:color w:val="BBBBBB"/>
+                <w:sz w:val="18"/>
+                <w:szCs w:val="18"/>
+              </w:rPr>
+              <w:t xml:space="preserve">____________________________</w:t>
+            </w:r>
+          </w:p>
+          <w:p>
+            <w:pPr>
+              <w:spacing w:after="50" w:before="0"/>
+            </w:pPr>
+            <w:r>
+              <w:rPr>
+                <w:color w:val="BBBBBB"/>
+                <w:sz w:val="18"/>
+                <w:szCs w:val="18"/>
+              </w:rPr>
+              <w:t xml:space="preserve">____________________________</w:t>
+            </w:r>
+          </w:p>
+        </w:tc>
+        <w:tc>
+          <w:tcPr>
+            <w:tcW w:type="dxa" w:w="3000"/>
+            <w:shd w:fill="FBF3E2" w:color="auto" w:val="clear"/>
+            <w:tcMar>
+              <w:top w:type="dxa" w:w="80"/>
+              <w:left w:type="dxa" w:w="100"/>
+              <w:bottom w:type="dxa" w:w="80"/>
+              <w:right w:type="dxa" w:w="100"/>
+            </w:tcMar>
+            <w:vAlign w:val="top"/>
+          </w:tcPr>
+          <w:p>
+            <w:pPr>
+              <w:spacing w:after="30" w:before="0"/>
+            </w:pPr>
+            <w:r>
+              <w:rPr>
+                <w:b/>
+                <w:bCs/>
+                <w:color w:val="0F2B3C"/>
+                <w:sz w:val="18"/>
+                <w:szCs w:val="18"/>
+              </w:rPr>
+              <w:t xml:space="preserve">Because... ________________</w:t>
+            </w:r>
+          </w:p>
+          <w:p>
+            <w:pPr>
+              <w:spacing w:after="50" w:before="0"/>
+            </w:pPr>
+            <w:r>
+              <w:rPr>
+                <w:color w:val="BBBBBB"/>
+                <w:sz w:val="18"/>
+                <w:szCs w:val="18"/>
+              </w:rPr>
+              <w:t xml:space="preserve">____________________________</w:t>
+            </w:r>
+          </w:p>
+          <w:p>
+            <w:pPr>
+              <w:spacing w:after="30" w:before="40"/>
+            </w:pPr>
+            <w:r>
+              <w:rPr>
+                <w:b/>
+                <w:bCs/>
+                <w:color w:val="1A6FB5"/>
+                <w:sz w:val="18"/>
+                <w:szCs w:val="18"/>
+              </w:rPr>
+              <w:t xml:space="preserve">Although... _______________</w:t>
+            </w:r>
+          </w:p>
+          <w:p>
+            <w:pPr>
+              <w:spacing w:after="50" w:before="0"/>
+            </w:pPr>
+            <w:r>
+              <w:rPr>
+                <w:color w:val="BBBBBB"/>
+                <w:sz w:val="18"/>
+                <w:szCs w:val="18"/>
+              </w:rPr>
+              <w:t xml:space="preserve">____________________________</w:t>
+            </w:r>
+          </w:p>
+          <w:p>
+            <w:pPr>
+              <w:spacing w:after="30" w:before="40"/>
+            </w:pPr>
+            <w:r>
+              <w:rPr>
+                <w:b/>
+                <w:bCs/>
+                <w:color w:val="7A5400"/>
+                <w:sz w:val="18"/>
+                <w:szCs w:val="18"/>
+              </w:rPr>
+              <w:t xml:space="preserve">Therefore... ______________</w:t>
+            </w:r>
+          </w:p>
+          <w:p>
+            <w:pPr>
+              <w:spacing w:after="50" w:before="0"/>
+            </w:pPr>
+            <w:r>
+              <w:rPr>
+                <w:color w:val="BBBBBB"/>
+                <w:sz w:val="18"/>
+                <w:szCs w:val="18"/>
+              </w:rPr>
+              <w:t xml:space="preserve">____________________________</w:t>
+            </w:r>
+          </w:p>
+        </w:tc>
+      </w:tr>
+    </w:tbl>
+    <w:p>
+      <w:pPr>
+        <w:spacing w:after="60" w:before="0"/>
+      </w:pPr>
+      <w:r>
+        <w:t xml:space="preserve"/>
+      </w:r>
+    </w:p>
+    <w:tbl>
+      <w:tblPr>
+        <w:tblW w:type="dxa" w:w="9360"/>
+        <w:tblBorders>
+          <w:top w:val="single" w:color="C7D2DD" w:sz="6"/>
+          <w:left w:val="single" w:color="C7D2DD" w:sz="6"/>
+          <w:bottom w:val="single" w:color="C7D2DD" w:sz="6"/>
+          <w:right w:val="single" w:color="C7D2DD" w:sz="6"/>
+          <w:insideH w:val="single" w:color="C7D2DD" w:sz="6"/>
+          <w:insideV w:val="single" w:color="C7D2DD" w:sz="6"/>
+        </w:tblBorders>
+      </w:tblPr>
+      <w:tblGrid>
+        <w:gridCol w:w="2800"/>
+        <w:gridCol w:w="3560"/>
+        <w:gridCol w:w="3000"/>
+      </w:tblGrid>
+      <w:tr>
+        <w:trPr>
+          <w:cantSplit/>
+          <w:tblHeader/>
+        </w:trPr>
+        <w:tc>
+          <w:tcPr>
+            <w:tcW w:type="dxa" w:w="2800"/>
+            <w:shd w:fill="EEF4F8" w:color="auto" w:val="clear"/>
+            <w:tcMar>
+              <w:top w:type="dxa" w:w="60"/>
+              <w:left w:type="dxa" w:w="100"/>
+              <w:bottom w:type="dxa" w:w="60"/>
+              <w:right w:type="dxa" w:w="100"/>
+            </w:tcMar>
+          </w:tcPr>
+          <w:p>
+            <w:pPr>
+              <w:spacing w:after="0" w:before="0"/>
+            </w:pPr>
+            <w:r>
+              <w:rPr>
+                <w:b/>
+                <w:bCs/>
+                <w:color w:val="0F2B3C"/>
+                <w:sz w:val="16"/>
+                <w:szCs w:val="16"/>
+              </w:rPr>
+              <w:t xml:space="preserve">CORE PROBLEM / GIVEN REPRESENTATION</w:t>
+            </w:r>
+          </w:p>
+        </w:tc>
+        <w:tc>
+          <w:tcPr>
+            <w:tcW w:type="dxa" w:w="3560"/>
+            <w:shd w:fill="EEF4F8" w:color="auto" w:val="clear"/>
+            <w:tcMar>
+              <w:top w:type="dxa" w:w="60"/>
+              <w:left w:type="dxa" w:w="100"/>
+              <w:bottom w:type="dxa" w:w="60"/>
+              <w:right w:type="dxa" w:w="100"/>
+            </w:tcMar>
+          </w:tcPr>
+          <w:p>
+            <w:pPr>
+              <w:spacing w:after="0" w:before="0"/>
+            </w:pPr>
+            <w:r>
+              <w:rPr>
+                <w:b/>
+                <w:bCs/>
+                <w:color w:val="0F2B3C"/>
+                <w:sz w:val="16"/>
+                <w:szCs w:val="16"/>
+              </w:rPr>
+              <w:t xml:space="preserve">WORKING SPACE / CALCULATION STEPS</w:t>
+            </w:r>
+          </w:p>
+        </w:tc>
+        <w:tc>
+          <w:tcPr>
+            <w:tcW w:type="dxa" w:w="3000"/>
+            <w:shd w:fill="FBF3E2" w:color="auto" w:val="clear"/>
+            <w:tcMar>
+              <w:top w:type="dxa" w:w="60"/>
+              <w:left w:type="dxa" w:w="100"/>
+              <w:bottom w:type="dxa" w:w="60"/>
+              <w:right w:type="dxa" w:w="100"/>
+            </w:tcMar>
+          </w:tcPr>
+          <w:p>
+            <w:pPr>
+              <w:spacing w:after="0" w:before="0"/>
+            </w:pPr>
+            <w:r>
+              <w:rPr>
+                <w:b/>
+                <w:bCs/>
+                <w:color w:val="7A5400"/>
+                <w:sz w:val="16"/>
+                <w:szCs w:val="16"/>
+              </w:rPr>
+              <w:t xml:space="preserve">EXPLAIN YOUR REASONING</w:t>
+            </w:r>
+          </w:p>
+        </w:tc>
+      </w:tr>
+      <w:tr>
+        <w:trPr>
+          <w:cantSplit/>
+        </w:trPr>
+        <w:tc>
+          <w:tcPr>
+            <w:tcW w:type="dxa" w:w="2800"/>
+            <w:tcMar>
+              <w:top w:type="dxa" w:w="80"/>
+              <w:left w:type="dxa" w:w="100"/>
+              <w:bottom w:type="dxa" w:w="80"/>
+              <w:right w:type="dxa" w:w="100"/>
+            </w:tcMar>
+            <w:vAlign w:val="top"/>
+          </w:tcPr>
+          <w:p>
+            <w:pPr>
+              <w:spacing w:after="40" w:before="0"/>
+            </w:pPr>
+            <w:r>
+              <w:rPr>
+                <w:b/>
+                <w:bCs/>
+                <w:color w:val="0F2B3C"/>
+                <w:sz w:val="20"/>
+                <w:szCs w:val="20"/>
+              </w:rPr>
+              <w:t xml:space="preserve">2.  So how many 1/2 cups are in 2 cups? (2 × 2)</w:t>
+            </w:r>
+          </w:p>
+        </w:tc>
+        <w:tc>
+          <w:tcPr>
+            <w:tcW w:type="dxa" w:w="3560"/>
+            <w:tcMar>
+              <w:top w:type="dxa" w:w="80"/>
+              <w:left w:type="dxa" w:w="100"/>
+              <w:bottom w:type="dxa" w:w="80"/>
+              <w:right w:type="dxa" w:w="100"/>
+            </w:tcMar>
+            <w:vAlign w:val="top"/>
+          </w:tcPr>
+          <w:p>
+            <w:pPr>
+              <w:spacing w:after="50" w:before="0"/>
+            </w:pPr>
+            <w:r>
+              <w:rPr>
+                <w:color w:val="BBBBBB"/>
+                <w:sz w:val="18"/>
+                <w:szCs w:val="18"/>
+              </w:rPr>
+              <w:t xml:space="preserve">____________________________</w:t>
+            </w:r>
+          </w:p>
+          <w:p>
+            <w:pPr>
+              <w:spacing w:after="50" w:before="0"/>
+            </w:pPr>
+            <w:r>
+              <w:rPr>
+                <w:color w:val="BBBBBB"/>
+                <w:sz w:val="18"/>
+                <w:szCs w:val="18"/>
+              </w:rPr>
+              <w:t xml:space="preserve">____________________________</w:t>
+            </w:r>
+          </w:p>
+          <w:p>
+            <w:pPr>
+              <w:spacing w:after="50" w:before="0"/>
+            </w:pPr>
+            <w:r>
+              <w:rPr>
+                <w:color w:val="BBBBBB"/>
+                <w:sz w:val="18"/>
+                <w:szCs w:val="18"/>
+              </w:rPr>
+              <w:t xml:space="preserve">____________________________</w:t>
+            </w:r>
+          </w:p>
+          <w:p>
+            <w:pPr>
+              <w:spacing w:after="50" w:before="0"/>
+            </w:pPr>
+            <w:r>
+              <w:rPr>
+                <w:color w:val="BBBBBB"/>
+                <w:sz w:val="18"/>
+                <w:szCs w:val="18"/>
+              </w:rPr>
+              <w:t xml:space="preserve">____________________________</w:t>
+            </w:r>
+          </w:p>
+        </w:tc>
+        <w:tc>
+          <w:tcPr>
+            <w:tcW w:type="dxa" w:w="3000"/>
+            <w:shd w:fill="FBF3E2" w:color="auto" w:val="clear"/>
+            <w:tcMar>
+              <w:top w:type="dxa" w:w="80"/>
+              <w:left w:type="dxa" w:w="100"/>
+              <w:bottom w:type="dxa" w:w="80"/>
+              <w:right w:type="dxa" w:w="100"/>
+            </w:tcMar>
+            <w:vAlign w:val="top"/>
+          </w:tcPr>
+          <w:p>
+            <w:pPr>
+              <w:spacing w:after="30" w:before="0"/>
+            </w:pPr>
+            <w:r>
+              <w:rPr>
+                <w:b/>
+                <w:bCs/>
+                <w:color w:val="0F2B3C"/>
+                <w:sz w:val="18"/>
+                <w:szCs w:val="18"/>
+              </w:rPr>
+              <w:t xml:space="preserve">Because... ________________</w:t>
+            </w:r>
+          </w:p>
+          <w:p>
+            <w:pPr>
+              <w:spacing w:after="50" w:before="0"/>
+            </w:pPr>
+            <w:r>
+              <w:rPr>
+                <w:color w:val="BBBBBB"/>
+                <w:sz w:val="18"/>
+                <w:szCs w:val="18"/>
+              </w:rPr>
+              <w:t xml:space="preserve">____________________________</w:t>
+            </w:r>
+          </w:p>
+          <w:p>
+            <w:pPr>
+              <w:spacing w:after="30" w:before="40"/>
+            </w:pPr>
+            <w:r>
+              <w:rPr>
+                <w:b/>
+                <w:bCs/>
+                <w:color w:val="1A6FB5"/>
+                <w:sz w:val="18"/>
+                <w:szCs w:val="18"/>
+              </w:rPr>
+              <w:t xml:space="preserve">Although... _______________</w:t>
+            </w:r>
+          </w:p>
+          <w:p>
+            <w:pPr>
+              <w:spacing w:after="50" w:before="0"/>
+            </w:pPr>
+            <w:r>
+              <w:rPr>
+                <w:color w:val="BBBBBB"/>
+                <w:sz w:val="18"/>
+                <w:szCs w:val="18"/>
+              </w:rPr>
+              <w:t xml:space="preserve">____________________________</w:t>
+            </w:r>
+          </w:p>
+          <w:p>
+            <w:pPr>
+              <w:spacing w:after="30" w:before="40"/>
+            </w:pPr>
+            <w:r>
+              <w:rPr>
+                <w:b/>
+                <w:bCs/>
+                <w:color w:val="7A5400"/>
+                <w:sz w:val="18"/>
+                <w:szCs w:val="18"/>
+              </w:rPr>
+              <w:t xml:space="preserve">Therefore... ______________</w:t>
+            </w:r>
+          </w:p>
+          <w:p>
+            <w:pPr>
+              <w:spacing w:after="50" w:before="0"/>
+            </w:pPr>
+            <w:r>
+              <w:rPr>
+                <w:color w:val="BBBBBB"/>
+                <w:sz w:val="18"/>
+                <w:szCs w:val="18"/>
+              </w:rPr>
+              <w:t xml:space="preserve">____________________________</w:t>
+            </w:r>
+          </w:p>
+        </w:tc>
+      </w:tr>
+    </w:tbl>
+    <w:p>
+      <w:pPr>
+        <w:spacing w:after="60" w:before="0"/>
+      </w:pPr>
+      <w:r>
+        <w:t xml:space="preserve"/>
+      </w:r>
+    </w:p>
+    <w:tbl>
+      <w:tblPr>
+        <w:tblW w:type="dxa" w:w="9360"/>
+        <w:tblBorders>
+          <w:top w:val="single" w:color="C7D2DD" w:sz="6"/>
+          <w:left w:val="single" w:color="C7D2DD" w:sz="6"/>
+          <w:bottom w:val="single" w:color="C7D2DD" w:sz="6"/>
+          <w:right w:val="single" w:color="C7D2DD" w:sz="6"/>
+          <w:insideH w:val="single" w:color="C7D2DD" w:sz="6"/>
+          <w:insideV w:val="single" w:color="C7D2DD" w:sz="6"/>
+        </w:tblBorders>
+      </w:tblPr>
+      <w:tblGrid>
+        <w:gridCol w:w="2800"/>
+        <w:gridCol w:w="3560"/>
+        <w:gridCol w:w="3000"/>
+      </w:tblGrid>
+      <w:tr>
+        <w:trPr>
+          <w:cantSplit/>
+          <w:tblHeader/>
+        </w:trPr>
+        <w:tc>
+          <w:tcPr>
+            <w:tcW w:type="dxa" w:w="2800"/>
+            <w:shd w:fill="EEF4F8" w:color="auto" w:val="clear"/>
+            <w:tcMar>
+              <w:top w:type="dxa" w:w="60"/>
+              <w:left w:type="dxa" w:w="100"/>
+              <w:bottom w:type="dxa" w:w="60"/>
+              <w:right w:type="dxa" w:w="100"/>
+            </w:tcMar>
+          </w:tcPr>
+          <w:p>
+            <w:pPr>
+              <w:spacing w:after="0" w:before="0"/>
+            </w:pPr>
+            <w:r>
+              <w:rPr>
+                <w:b/>
+                <w:bCs/>
+                <w:color w:val="0F2B3C"/>
+                <w:sz w:val="16"/>
+                <w:szCs w:val="16"/>
+              </w:rPr>
+              <w:t xml:space="preserve">CORE PROBLEM / GIVEN REPRESENTATION</w:t>
+            </w:r>
+          </w:p>
+        </w:tc>
+        <w:tc>
+          <w:tcPr>
+            <w:tcW w:type="dxa" w:w="3560"/>
+            <w:shd w:fill="EEF4F8" w:color="auto" w:val="clear"/>
+            <w:tcMar>
+              <w:top w:type="dxa" w:w="60"/>
+              <w:left w:type="dxa" w:w="100"/>
+              <w:bottom w:type="dxa" w:w="60"/>
+              <w:right w:type="dxa" w:w="100"/>
+            </w:tcMar>
+          </w:tcPr>
+          <w:p>
+            <w:pPr>
+              <w:spacing w:after="0" w:before="0"/>
+            </w:pPr>
+            <w:r>
+              <w:rPr>
+                <w:b/>
+                <w:bCs/>
+                <w:color w:val="0F2B3C"/>
+                <w:sz w:val="16"/>
+                <w:szCs w:val="16"/>
+              </w:rPr>
+              <w:t xml:space="preserve">WORKING SPACE / CALCULATION STEPS</w:t>
+            </w:r>
+          </w:p>
+        </w:tc>
+        <w:tc>
+          <w:tcPr>
+            <w:tcW w:type="dxa" w:w="3000"/>
+            <w:shd w:fill="FBF3E2" w:color="auto" w:val="clear"/>
+            <w:tcMar>
+              <w:top w:type="dxa" w:w="60"/>
+              <w:left w:type="dxa" w:w="100"/>
+              <w:bottom w:type="dxa" w:w="60"/>
+              <w:right w:type="dxa" w:w="100"/>
+            </w:tcMar>
+          </w:tcPr>
+          <w:p>
+            <w:pPr>
+              <w:spacing w:after="0" w:before="0"/>
+            </w:pPr>
+            <w:r>
+              <w:rPr>
+                <w:b/>
+                <w:bCs/>
+                <w:color w:val="7A5400"/>
+                <w:sz w:val="16"/>
+                <w:szCs w:val="16"/>
+              </w:rPr>
+              <w:t xml:space="preserve">EXPLAIN YOUR REASONING</w:t>
+            </w:r>
+          </w:p>
+        </w:tc>
+      </w:tr>
+      <w:tr>
+        <w:trPr>
+          <w:cantSplit/>
+        </w:trPr>
+        <w:tc>
+          <w:tcPr>
+            <w:tcW w:type="dxa" w:w="2800"/>
+            <w:tcMar>
+              <w:top w:type="dxa" w:w="80"/>
+              <w:left w:type="dxa" w:w="100"/>
+              <w:bottom w:type="dxa" w:w="80"/>
+              <w:right w:type="dxa" w:w="100"/>
+            </w:tcMar>
+            <w:vAlign w:val="top"/>
+          </w:tcPr>
+          <w:p>
+            <w:pPr>
+              <w:spacing w:after="40" w:before="0"/>
+            </w:pPr>
+            <w:r>
+              <w:rPr>
+                <w:b/>
+                <w:bCs/>
+                <w:color w:val="0F2B3C"/>
+                <w:sz w:val="20"/>
+                <w:szCs w:val="20"/>
+              </w:rPr>
+              <w:t xml:space="preserve">3.  How many 1/4 cups are in 1 cup?</w:t>
+            </w:r>
+          </w:p>
+        </w:tc>
+        <w:tc>
+          <w:tcPr>
+            <w:tcW w:type="dxa" w:w="3560"/>
+            <w:tcMar>
+              <w:top w:type="dxa" w:w="80"/>
+              <w:left w:type="dxa" w:w="100"/>
+              <w:bottom w:type="dxa" w:w="80"/>
+              <w:right w:type="dxa" w:w="100"/>
+            </w:tcMar>
+            <w:vAlign w:val="top"/>
+          </w:tcPr>
+          <w:p>
+            <w:pPr>
+              <w:spacing w:after="50" w:before="0"/>
+            </w:pPr>
+            <w:r>
+              <w:rPr>
+                <w:color w:val="BBBBBB"/>
+                <w:sz w:val="18"/>
+                <w:szCs w:val="18"/>
+              </w:rPr>
+              <w:t xml:space="preserve">____________________________</w:t>
+            </w:r>
+          </w:p>
+          <w:p>
+            <w:pPr>
+              <w:spacing w:after="50" w:before="0"/>
+            </w:pPr>
+            <w:r>
+              <w:rPr>
+                <w:color w:val="BBBBBB"/>
+                <w:sz w:val="18"/>
+                <w:szCs w:val="18"/>
+              </w:rPr>
+              <w:t xml:space="preserve">____________________________</w:t>
+            </w:r>
+          </w:p>
+          <w:p>
+            <w:pPr>
+              <w:spacing w:after="50" w:before="0"/>
+            </w:pPr>
+            <w:r>
+              <w:rPr>
+                <w:color w:val="BBBBBB"/>
+                <w:sz w:val="18"/>
+                <w:szCs w:val="18"/>
+              </w:rPr>
+              <w:t xml:space="preserve">____________________________</w:t>
+            </w:r>
+          </w:p>
+          <w:p>
+            <w:pPr>
+              <w:spacing w:after="50" w:before="0"/>
+            </w:pPr>
+            <w:r>
+              <w:rPr>
+                <w:color w:val="BBBBBB"/>
+                <w:sz w:val="18"/>
+                <w:szCs w:val="18"/>
+              </w:rPr>
+              <w:t xml:space="preserve">____________________________</w:t>
+            </w:r>
+          </w:p>
+        </w:tc>
+        <w:tc>
+          <w:tcPr>
+            <w:tcW w:type="dxa" w:w="3000"/>
+            <w:shd w:fill="FBF3E2" w:color="auto" w:val="clear"/>
+            <w:tcMar>
+              <w:top w:type="dxa" w:w="80"/>
+              <w:left w:type="dxa" w:w="100"/>
+              <w:bottom w:type="dxa" w:w="80"/>
+              <w:right w:type="dxa" w:w="100"/>
+            </w:tcMar>
+            <w:vAlign w:val="top"/>
+          </w:tcPr>
+          <w:p>
+            <w:pPr>
+              <w:spacing w:after="30" w:before="0"/>
+            </w:pPr>
+            <w:r>
+              <w:rPr>
+                <w:b/>
+                <w:bCs/>
+                <w:color w:val="0F2B3C"/>
+                <w:sz w:val="18"/>
+                <w:szCs w:val="18"/>
+              </w:rPr>
+              <w:t xml:space="preserve">Because... ________________</w:t>
+            </w:r>
+          </w:p>
+          <w:p>
+            <w:pPr>
+              <w:spacing w:after="50" w:before="0"/>
+            </w:pPr>
+            <w:r>
+              <w:rPr>
+                <w:color w:val="BBBBBB"/>
+                <w:sz w:val="18"/>
+                <w:szCs w:val="18"/>
+              </w:rPr>
+              <w:t xml:space="preserve">____________________________</w:t>
+            </w:r>
+          </w:p>
+          <w:p>
+            <w:pPr>
+              <w:spacing w:after="30" w:before="40"/>
+            </w:pPr>
+            <w:r>
+              <w:rPr>
+                <w:b/>
+                <w:bCs/>
+                <w:color w:val="1A6FB5"/>
+                <w:sz w:val="18"/>
+                <w:szCs w:val="18"/>
+              </w:rPr>
+              <w:t xml:space="preserve">Although... _______________</w:t>
+            </w:r>
+          </w:p>
+          <w:p>
+            <w:pPr>
+              <w:spacing w:after="50" w:before="0"/>
+            </w:pPr>
+            <w:r>
+              <w:rPr>
+                <w:color w:val="BBBBBB"/>
+                <w:sz w:val="18"/>
+                <w:szCs w:val="18"/>
+              </w:rPr>
+              <w:t xml:space="preserve">____________________________</w:t>
+            </w:r>
+          </w:p>
+          <w:p>
+            <w:pPr>
+              <w:spacing w:after="30" w:before="40"/>
+            </w:pPr>
+            <w:r>
+              <w:rPr>
+                <w:b/>
+                <w:bCs/>
+                <w:color w:val="7A5400"/>
+                <w:sz w:val="18"/>
+                <w:szCs w:val="18"/>
+              </w:rPr>
+              <w:t xml:space="preserve">Therefore... ______________</w:t>
+            </w:r>
+          </w:p>
+          <w:p>
+            <w:pPr>
+              <w:spacing w:after="50" w:before="0"/>
+            </w:pPr>
+            <w:r>
+              <w:rPr>
+                <w:color w:val="BBBBBB"/>
+                <w:sz w:val="18"/>
+                <w:szCs w:val="18"/>
+              </w:rPr>
+              <w:t xml:space="preserve">____________________________</w:t>
+            </w:r>
+          </w:p>
+        </w:tc>
+      </w:tr>
+    </w:tbl>
+    <w:p>
+      <w:pPr>
+        <w:spacing w:after="60" w:before="0"/>
+      </w:pPr>
+      <w:r>
+        <w:t xml:space="preserve"/>
       </w:r>
     </w:p>
     <w:p>
@@ -225,63 +2050,629 @@
         <w:t xml:space="preserve">Read the story, then count or multiply.</w:t>
       </w:r>
     </w:p>
-    <w:p>
-      <w:pPr>
-        <w:spacing w:after="40" w:before="0"/>
-      </w:pPr>
-      <w:r>
-        <w:rPr>
-          <w:sz w:val="22"/>
-          <w:szCs w:val="22"/>
-        </w:rPr>
-        <w:t xml:space="preserve">1.  A board is 3 ft long, cut into 1/2-ft pieces. How many pieces? (3 × 2)</w:t>
-      </w:r>
-    </w:p>
-    <w:p>
-      <w:pPr>
-        <w:spacing w:after="80" w:before="0"/>
-      </w:pPr>
-      <w:r>
-        <w:rPr>
-          <w:color w:val="BBBBBB"/>
-        </w:rPr>
-        <w:t xml:space="preserve">____________________________________________________</w:t>
-      </w:r>
-    </w:p>
-    <w:p>
-      <w:pPr>
-        <w:spacing w:after="40" w:before="0"/>
-      </w:pPr>
-      <w:r>
-        <w:rPr>
-          <w:sz w:val="22"/>
-          <w:szCs w:val="22"/>
-        </w:rPr>
-        <w:t xml:space="preserve">2.  You have 2 cups of rice scooped 1/3 cup at a time. How many scoops?</w:t>
-      </w:r>
-    </w:p>
-    <w:p>
-      <w:pPr>
-        <w:spacing w:after="40" w:before="0"/>
-      </w:pPr>
-      <w:r>
-        <w:rPr>
-          <w:color w:val="5E6E7E"/>
-          <w:sz w:val="20"/>
-          <w:szCs w:val="20"/>
-        </w:rPr>
-        <w:t xml:space="preserve">     choices: 3   /   5   /   6   /   2</w:t>
-      </w:r>
-    </w:p>
-    <w:p>
-      <w:pPr>
-        <w:spacing w:after="80" w:before="0"/>
-      </w:pPr>
-      <w:r>
-        <w:rPr>
-          <w:color w:val="BBBBBB"/>
-        </w:rPr>
-        <w:t xml:space="preserve">____________________________________________________</w:t>
+    <w:tbl>
+      <w:tblPr>
+        <w:tblW w:type="dxa" w:w="9360"/>
+        <w:tblBorders>
+          <w:top w:val="single" w:color="C7D2DD" w:sz="6"/>
+          <w:left w:val="single" w:color="C7D2DD" w:sz="6"/>
+          <w:bottom w:val="single" w:color="C7D2DD" w:sz="6"/>
+          <w:right w:val="single" w:color="C7D2DD" w:sz="6"/>
+          <w:insideH w:val="single" w:color="C7D2DD" w:sz="6"/>
+          <w:insideV w:val="single" w:color="C7D2DD" w:sz="6"/>
+        </w:tblBorders>
+      </w:tblPr>
+      <w:tblGrid>
+        <w:gridCol w:w="2800"/>
+        <w:gridCol w:w="3560"/>
+        <w:gridCol w:w="3000"/>
+      </w:tblGrid>
+      <w:tr>
+        <w:trPr>
+          <w:cantSplit/>
+          <w:tblHeader/>
+        </w:trPr>
+        <w:tc>
+          <w:tcPr>
+            <w:tcW w:type="dxa" w:w="2800"/>
+            <w:shd w:fill="EEF4F8" w:color="auto" w:val="clear"/>
+            <w:tcMar>
+              <w:top w:type="dxa" w:w="60"/>
+              <w:left w:type="dxa" w:w="100"/>
+              <w:bottom w:type="dxa" w:w="60"/>
+              <w:right w:type="dxa" w:w="100"/>
+            </w:tcMar>
+          </w:tcPr>
+          <w:p>
+            <w:pPr>
+              <w:spacing w:after="0" w:before="0"/>
+            </w:pPr>
+            <w:r>
+              <w:rPr>
+                <w:b/>
+                <w:bCs/>
+                <w:color w:val="0F2B3C"/>
+                <w:sz w:val="16"/>
+                <w:szCs w:val="16"/>
+              </w:rPr>
+              <w:t xml:space="preserve">CORE PROBLEM / GIVEN REPRESENTATION</w:t>
+            </w:r>
+          </w:p>
+        </w:tc>
+        <w:tc>
+          <w:tcPr>
+            <w:tcW w:type="dxa" w:w="3560"/>
+            <w:shd w:fill="EEF4F8" w:color="auto" w:val="clear"/>
+            <w:tcMar>
+              <w:top w:type="dxa" w:w="60"/>
+              <w:left w:type="dxa" w:w="100"/>
+              <w:bottom w:type="dxa" w:w="60"/>
+              <w:right w:type="dxa" w:w="100"/>
+            </w:tcMar>
+          </w:tcPr>
+          <w:p>
+            <w:pPr>
+              <w:spacing w:after="0" w:before="0"/>
+            </w:pPr>
+            <w:r>
+              <w:rPr>
+                <w:b/>
+                <w:bCs/>
+                <w:color w:val="0F2B3C"/>
+                <w:sz w:val="16"/>
+                <w:szCs w:val="16"/>
+              </w:rPr>
+              <w:t xml:space="preserve">WORKING SPACE / CALCULATION STEPS</w:t>
+            </w:r>
+          </w:p>
+        </w:tc>
+        <w:tc>
+          <w:tcPr>
+            <w:tcW w:type="dxa" w:w="3000"/>
+            <w:shd w:fill="FBF3E2" w:color="auto" w:val="clear"/>
+            <w:tcMar>
+              <w:top w:type="dxa" w:w="60"/>
+              <w:left w:type="dxa" w:w="100"/>
+              <w:bottom w:type="dxa" w:w="60"/>
+              <w:right w:type="dxa" w:w="100"/>
+            </w:tcMar>
+          </w:tcPr>
+          <w:p>
+            <w:pPr>
+              <w:spacing w:after="0" w:before="0"/>
+            </w:pPr>
+            <w:r>
+              <w:rPr>
+                <w:b/>
+                <w:bCs/>
+                <w:color w:val="7A5400"/>
+                <w:sz w:val="16"/>
+                <w:szCs w:val="16"/>
+              </w:rPr>
+              <w:t xml:space="preserve">EXPLAIN YOUR REASONING</w:t>
+            </w:r>
+          </w:p>
+        </w:tc>
+      </w:tr>
+      <w:tr>
+        <w:trPr>
+          <w:cantSplit/>
+        </w:trPr>
+        <w:tc>
+          <w:tcPr>
+            <w:tcW w:type="dxa" w:w="2800"/>
+            <w:tcMar>
+              <w:top w:type="dxa" w:w="80"/>
+              <w:left w:type="dxa" w:w="100"/>
+              <w:bottom w:type="dxa" w:w="80"/>
+              <w:right w:type="dxa" w:w="100"/>
+            </w:tcMar>
+            <w:vAlign w:val="top"/>
+          </w:tcPr>
+          <w:p>
+            <w:pPr>
+              <w:spacing w:after="40" w:before="0"/>
+            </w:pPr>
+            <w:r>
+              <w:rPr>
+                <w:b/>
+                <w:bCs/>
+                <w:color w:val="0F2B3C"/>
+                <w:sz w:val="20"/>
+                <w:szCs w:val="20"/>
+              </w:rPr>
+              <w:t xml:space="preserve">1.  A board is 3 ft long, cut into 1/2-ft pieces. How many pieces? (3 × 2)</w:t>
+            </w:r>
+          </w:p>
+        </w:tc>
+        <w:tc>
+          <w:tcPr>
+            <w:tcW w:type="dxa" w:w="3560"/>
+            <w:tcMar>
+              <w:top w:type="dxa" w:w="80"/>
+              <w:left w:type="dxa" w:w="100"/>
+              <w:bottom w:type="dxa" w:w="80"/>
+              <w:right w:type="dxa" w:w="100"/>
+            </w:tcMar>
+            <w:vAlign w:val="top"/>
+          </w:tcPr>
+          <w:p>
+            <w:pPr>
+              <w:spacing w:after="50" w:before="0"/>
+            </w:pPr>
+            <w:r>
+              <w:rPr>
+                <w:color w:val="BBBBBB"/>
+                <w:sz w:val="18"/>
+                <w:szCs w:val="18"/>
+              </w:rPr>
+              <w:t xml:space="preserve">____________________________</w:t>
+            </w:r>
+          </w:p>
+          <w:p>
+            <w:pPr>
+              <w:spacing w:after="50" w:before="0"/>
+            </w:pPr>
+            <w:r>
+              <w:rPr>
+                <w:color w:val="BBBBBB"/>
+                <w:sz w:val="18"/>
+                <w:szCs w:val="18"/>
+              </w:rPr>
+              <w:t xml:space="preserve">____________________________</w:t>
+            </w:r>
+          </w:p>
+          <w:p>
+            <w:pPr>
+              <w:spacing w:after="50" w:before="0"/>
+            </w:pPr>
+            <w:r>
+              <w:rPr>
+                <w:color w:val="BBBBBB"/>
+                <w:sz w:val="18"/>
+                <w:szCs w:val="18"/>
+              </w:rPr>
+              <w:t xml:space="preserve">____________________________</w:t>
+            </w:r>
+          </w:p>
+          <w:p>
+            <w:pPr>
+              <w:spacing w:after="50" w:before="0"/>
+            </w:pPr>
+            <w:r>
+              <w:rPr>
+                <w:color w:val="BBBBBB"/>
+                <w:sz w:val="18"/>
+                <w:szCs w:val="18"/>
+              </w:rPr>
+              <w:t xml:space="preserve">____________________________</w:t>
+            </w:r>
+          </w:p>
+        </w:tc>
+        <w:tc>
+          <w:tcPr>
+            <w:tcW w:type="dxa" w:w="3000"/>
+            <w:shd w:fill="FBF3E2" w:color="auto" w:val="clear"/>
+            <w:tcMar>
+              <w:top w:type="dxa" w:w="80"/>
+              <w:left w:type="dxa" w:w="100"/>
+              <w:bottom w:type="dxa" w:w="80"/>
+              <w:right w:type="dxa" w:w="100"/>
+            </w:tcMar>
+            <w:vAlign w:val="top"/>
+          </w:tcPr>
+          <w:p>
+            <w:pPr>
+              <w:spacing w:after="30" w:before="0"/>
+            </w:pPr>
+            <w:r>
+              <w:rPr>
+                <w:b/>
+                <w:bCs/>
+                <w:color w:val="0F2B3C"/>
+                <w:sz w:val="18"/>
+                <w:szCs w:val="18"/>
+              </w:rPr>
+              <w:t xml:space="preserve">Because... ________________</w:t>
+            </w:r>
+          </w:p>
+          <w:p>
+            <w:pPr>
+              <w:spacing w:after="50" w:before="0"/>
+            </w:pPr>
+            <w:r>
+              <w:rPr>
+                <w:color w:val="BBBBBB"/>
+                <w:sz w:val="18"/>
+                <w:szCs w:val="18"/>
+              </w:rPr>
+              <w:t xml:space="preserve">____________________________</w:t>
+            </w:r>
+          </w:p>
+          <w:p>
+            <w:pPr>
+              <w:spacing w:after="30" w:before="40"/>
+            </w:pPr>
+            <w:r>
+              <w:rPr>
+                <w:b/>
+                <w:bCs/>
+                <w:color w:val="1A6FB5"/>
+                <w:sz w:val="18"/>
+                <w:szCs w:val="18"/>
+              </w:rPr>
+              <w:t xml:space="preserve">Although... _______________</w:t>
+            </w:r>
+          </w:p>
+          <w:p>
+            <w:pPr>
+              <w:spacing w:after="50" w:before="0"/>
+            </w:pPr>
+            <w:r>
+              <w:rPr>
+                <w:color w:val="BBBBBB"/>
+                <w:sz w:val="18"/>
+                <w:szCs w:val="18"/>
+              </w:rPr>
+              <w:t xml:space="preserve">____________________________</w:t>
+            </w:r>
+          </w:p>
+          <w:p>
+            <w:pPr>
+              <w:spacing w:after="30" w:before="40"/>
+            </w:pPr>
+            <w:r>
+              <w:rPr>
+                <w:b/>
+                <w:bCs/>
+                <w:color w:val="7A5400"/>
+                <w:sz w:val="18"/>
+                <w:szCs w:val="18"/>
+              </w:rPr>
+              <w:t xml:space="preserve">Therefore... ______________</w:t>
+            </w:r>
+          </w:p>
+          <w:p>
+            <w:pPr>
+              <w:spacing w:after="50" w:before="0"/>
+            </w:pPr>
+            <w:r>
+              <w:rPr>
+                <w:color w:val="BBBBBB"/>
+                <w:sz w:val="18"/>
+                <w:szCs w:val="18"/>
+              </w:rPr>
+              <w:t xml:space="preserve">____________________________</w:t>
+            </w:r>
+          </w:p>
+        </w:tc>
+      </w:tr>
+    </w:tbl>
+    <w:p>
+      <w:pPr>
+        <w:spacing w:after="60" w:before="0"/>
+      </w:pPr>
+      <w:r>
+        <w:t xml:space="preserve"/>
+      </w:r>
+    </w:p>
+    <w:tbl>
+      <w:tblPr>
+        <w:tblW w:type="dxa" w:w="9360"/>
+        <w:tblBorders>
+          <w:top w:val="single" w:color="C7D2DD" w:sz="6"/>
+          <w:left w:val="single" w:color="C7D2DD" w:sz="6"/>
+          <w:bottom w:val="single" w:color="C7D2DD" w:sz="6"/>
+          <w:right w:val="single" w:color="C7D2DD" w:sz="6"/>
+          <w:insideH w:val="single" w:color="C7D2DD" w:sz="6"/>
+          <w:insideV w:val="single" w:color="C7D2DD" w:sz="6"/>
+        </w:tblBorders>
+      </w:tblPr>
+      <w:tblGrid>
+        <w:gridCol w:w="2800"/>
+        <w:gridCol w:w="3560"/>
+        <w:gridCol w:w="3000"/>
+      </w:tblGrid>
+      <w:tr>
+        <w:trPr>
+          <w:cantSplit/>
+          <w:tblHeader/>
+        </w:trPr>
+        <w:tc>
+          <w:tcPr>
+            <w:tcW w:type="dxa" w:w="2800"/>
+            <w:shd w:fill="EEF4F8" w:color="auto" w:val="clear"/>
+            <w:tcMar>
+              <w:top w:type="dxa" w:w="60"/>
+              <w:left w:type="dxa" w:w="100"/>
+              <w:bottom w:type="dxa" w:w="60"/>
+              <w:right w:type="dxa" w:w="100"/>
+            </w:tcMar>
+          </w:tcPr>
+          <w:p>
+            <w:pPr>
+              <w:spacing w:after="0" w:before="0"/>
+            </w:pPr>
+            <w:r>
+              <w:rPr>
+                <w:b/>
+                <w:bCs/>
+                <w:color w:val="0F2B3C"/>
+                <w:sz w:val="16"/>
+                <w:szCs w:val="16"/>
+              </w:rPr>
+              <w:t xml:space="preserve">CORE PROBLEM / GIVEN REPRESENTATION</w:t>
+            </w:r>
+          </w:p>
+        </w:tc>
+        <w:tc>
+          <w:tcPr>
+            <w:tcW w:type="dxa" w:w="3560"/>
+            <w:shd w:fill="EEF4F8" w:color="auto" w:val="clear"/>
+            <w:tcMar>
+              <w:top w:type="dxa" w:w="60"/>
+              <w:left w:type="dxa" w:w="100"/>
+              <w:bottom w:type="dxa" w:w="60"/>
+              <w:right w:type="dxa" w:w="100"/>
+            </w:tcMar>
+          </w:tcPr>
+          <w:p>
+            <w:pPr>
+              <w:spacing w:after="0" w:before="0"/>
+            </w:pPr>
+            <w:r>
+              <w:rPr>
+                <w:b/>
+                <w:bCs/>
+                <w:color w:val="0F2B3C"/>
+                <w:sz w:val="16"/>
+                <w:szCs w:val="16"/>
+              </w:rPr>
+              <w:t xml:space="preserve">WORKING SPACE / CALCULATION STEPS</w:t>
+            </w:r>
+          </w:p>
+        </w:tc>
+        <w:tc>
+          <w:tcPr>
+            <w:tcW w:type="dxa" w:w="3000"/>
+            <w:shd w:fill="FBF3E2" w:color="auto" w:val="clear"/>
+            <w:tcMar>
+              <w:top w:type="dxa" w:w="60"/>
+              <w:left w:type="dxa" w:w="100"/>
+              <w:bottom w:type="dxa" w:w="60"/>
+              <w:right w:type="dxa" w:w="100"/>
+            </w:tcMar>
+          </w:tcPr>
+          <w:p>
+            <w:pPr>
+              <w:spacing w:after="0" w:before="0"/>
+            </w:pPr>
+            <w:r>
+              <w:rPr>
+                <w:b/>
+                <w:bCs/>
+                <w:color w:val="7A5400"/>
+                <w:sz w:val="16"/>
+                <w:szCs w:val="16"/>
+              </w:rPr>
+              <w:t xml:space="preserve">EXPLAIN YOUR REASONING</w:t>
+            </w:r>
+          </w:p>
+        </w:tc>
+      </w:tr>
+      <w:tr>
+        <w:trPr>
+          <w:cantSplit/>
+        </w:trPr>
+        <w:tc>
+          <w:tcPr>
+            <w:tcW w:type="dxa" w:w="2800"/>
+            <w:tcMar>
+              <w:top w:type="dxa" w:w="80"/>
+              <w:left w:type="dxa" w:w="100"/>
+              <w:bottom w:type="dxa" w:w="80"/>
+              <w:right w:type="dxa" w:w="100"/>
+            </w:tcMar>
+            <w:vAlign w:val="top"/>
+          </w:tcPr>
+          <w:p>
+            <w:pPr>
+              <w:spacing w:after="40" w:before="0"/>
+            </w:pPr>
+            <w:r>
+              <w:rPr>
+                <w:b/>
+                <w:bCs/>
+                <w:color w:val="0F2B3C"/>
+                <w:sz w:val="20"/>
+                <w:szCs w:val="20"/>
+              </w:rPr>
+              <w:t xml:space="preserve">2.  You have 2 cups of rice scooped 1/3 cup at a time. How many scoops?</w:t>
+            </w:r>
+          </w:p>
+          <w:p>
+            <w:pPr>
+              <w:spacing w:after="0" w:before="0"/>
+            </w:pPr>
+            <w:r>
+              <w:rPr>
+                <w:color w:val="5E6E7E"/>
+                <w:sz w:val="18"/>
+                <w:szCs w:val="18"/>
+              </w:rPr>
+              <w:t xml:space="preserve">Choices: 3   /   5   /   6   /   2</w:t>
+            </w:r>
+          </w:p>
+        </w:tc>
+        <w:tc>
+          <w:tcPr>
+            <w:tcW w:type="dxa" w:w="3560"/>
+            <w:tcMar>
+              <w:top w:type="dxa" w:w="80"/>
+              <w:left w:type="dxa" w:w="100"/>
+              <w:bottom w:type="dxa" w:w="80"/>
+              <w:right w:type="dxa" w:w="100"/>
+            </w:tcMar>
+            <w:vAlign w:val="top"/>
+          </w:tcPr>
+          <w:p>
+            <w:pPr>
+              <w:spacing w:after="50" w:before="0"/>
+            </w:pPr>
+            <w:r>
+              <w:rPr>
+                <w:color w:val="BBBBBB"/>
+                <w:sz w:val="18"/>
+                <w:szCs w:val="18"/>
+              </w:rPr>
+              <w:t xml:space="preserve">____________________________</w:t>
+            </w:r>
+          </w:p>
+          <w:p>
+            <w:pPr>
+              <w:spacing w:after="50" w:before="0"/>
+            </w:pPr>
+            <w:r>
+              <w:rPr>
+                <w:color w:val="BBBBBB"/>
+                <w:sz w:val="18"/>
+                <w:szCs w:val="18"/>
+              </w:rPr>
+              <w:t xml:space="preserve">____________________________</w:t>
+            </w:r>
+          </w:p>
+          <w:p>
+            <w:pPr>
+              <w:spacing w:after="50" w:before="0"/>
+            </w:pPr>
+            <w:r>
+              <w:rPr>
+                <w:color w:val="BBBBBB"/>
+                <w:sz w:val="18"/>
+                <w:szCs w:val="18"/>
+              </w:rPr>
+              <w:t xml:space="preserve">____________________________</w:t>
+            </w:r>
+          </w:p>
+          <w:p>
+            <w:pPr>
+              <w:spacing w:after="50" w:before="0"/>
+            </w:pPr>
+            <w:r>
+              <w:rPr>
+                <w:color w:val="BBBBBB"/>
+                <w:sz w:val="18"/>
+                <w:szCs w:val="18"/>
+              </w:rPr>
+              <w:t xml:space="preserve">____________________________</w:t>
+            </w:r>
+          </w:p>
+        </w:tc>
+        <w:tc>
+          <w:tcPr>
+            <w:tcW w:type="dxa" w:w="3000"/>
+            <w:shd w:fill="FBF3E2" w:color="auto" w:val="clear"/>
+            <w:tcMar>
+              <w:top w:type="dxa" w:w="80"/>
+              <w:left w:type="dxa" w:w="100"/>
+              <w:bottom w:type="dxa" w:w="80"/>
+              <w:right w:type="dxa" w:w="100"/>
+            </w:tcMar>
+            <w:vAlign w:val="top"/>
+          </w:tcPr>
+          <w:p>
+            <w:pPr>
+              <w:spacing w:after="30" w:before="0"/>
+            </w:pPr>
+            <w:r>
+              <w:rPr>
+                <w:b/>
+                <w:bCs/>
+                <w:color w:val="0F2B3C"/>
+                <w:sz w:val="18"/>
+                <w:szCs w:val="18"/>
+              </w:rPr>
+              <w:t xml:space="preserve">Because... ________________</w:t>
+            </w:r>
+          </w:p>
+          <w:p>
+            <w:pPr>
+              <w:spacing w:after="50" w:before="0"/>
+            </w:pPr>
+            <w:r>
+              <w:rPr>
+                <w:color w:val="BBBBBB"/>
+                <w:sz w:val="18"/>
+                <w:szCs w:val="18"/>
+              </w:rPr>
+              <w:t xml:space="preserve">____________________________</w:t>
+            </w:r>
+          </w:p>
+          <w:p>
+            <w:pPr>
+              <w:spacing w:after="30" w:before="40"/>
+            </w:pPr>
+            <w:r>
+              <w:rPr>
+                <w:b/>
+                <w:bCs/>
+                <w:color w:val="1A6FB5"/>
+                <w:sz w:val="18"/>
+                <w:szCs w:val="18"/>
+              </w:rPr>
+              <w:t xml:space="preserve">Although... _______________</w:t>
+            </w:r>
+          </w:p>
+          <w:p>
+            <w:pPr>
+              <w:spacing w:after="50" w:before="0"/>
+            </w:pPr>
+            <w:r>
+              <w:rPr>
+                <w:color w:val="BBBBBB"/>
+                <w:sz w:val="18"/>
+                <w:szCs w:val="18"/>
+              </w:rPr>
+              <w:t xml:space="preserve">____________________________</w:t>
+            </w:r>
+          </w:p>
+          <w:p>
+            <w:pPr>
+              <w:spacing w:after="30" w:before="40"/>
+            </w:pPr>
+            <w:r>
+              <w:rPr>
+                <w:b/>
+                <w:bCs/>
+                <w:color w:val="7A5400"/>
+                <w:sz w:val="18"/>
+                <w:szCs w:val="18"/>
+              </w:rPr>
+              <w:t xml:space="preserve">Therefore... ______________</w:t>
+            </w:r>
+          </w:p>
+          <w:p>
+            <w:pPr>
+              <w:spacing w:after="50" w:before="0"/>
+            </w:pPr>
+            <w:r>
+              <w:rPr>
+                <w:color w:val="BBBBBB"/>
+                <w:sz w:val="18"/>
+                <w:szCs w:val="18"/>
+              </w:rPr>
+              <w:t xml:space="preserve">____________________________</w:t>
+            </w:r>
+          </w:p>
+        </w:tc>
+      </w:tr>
+    </w:tbl>
+    <w:p>
+      <w:pPr>
+        <w:spacing w:after="60" w:before="0"/>
+      </w:pPr>
+      <w:r>
+        <w:t xml:space="preserve"/>
       </w:r>
     </w:p>
     <w:p>
@@ -313,76 +2704,642 @@
         <w:t xml:space="preserve">Stretch into flip-and-multiply word problems.</w:t>
       </w:r>
     </w:p>
-    <w:p>
-      <w:pPr>
-        <w:spacing w:after="40" w:before="0"/>
-      </w:pPr>
-      <w:r>
-        <w:rPr>
-          <w:sz w:val="22"/>
-          <w:szCs w:val="22"/>
-        </w:rPr>
-        <w:t xml:space="preserve">1.  1 ÷ 1/4: how many 1/4 pieces fit in 1 whole?</w:t>
-      </w:r>
-    </w:p>
-    <w:p>
-      <w:pPr>
-        <w:spacing w:after="40" w:before="0"/>
-      </w:pPr>
-      <w:r>
-        <w:rPr>
-          <w:color w:val="5E6E7E"/>
-          <w:sz w:val="20"/>
-          <w:szCs w:val="20"/>
-        </w:rPr>
-        <w:t xml:space="preserve">     choices: 2   /   4   /   1/4   /   8</w:t>
-      </w:r>
-    </w:p>
-    <w:p>
-      <w:pPr>
-        <w:spacing w:after="80" w:before="0"/>
-      </w:pPr>
-      <w:r>
-        <w:rPr>
-          <w:color w:val="BBBBBB"/>
-        </w:rPr>
-        <w:t xml:space="preserve">____________________________________________________</w:t>
-      </w:r>
-    </w:p>
-    <w:p>
-      <w:pPr>
-        <w:spacing w:after="40" w:before="0"/>
-      </w:pPr>
-      <w:r>
-        <w:rPr>
-          <w:sz w:val="22"/>
-          <w:szCs w:val="22"/>
-        </w:rPr>
-        <w:t xml:space="preserve">2.  A 1/2-cup of nuts is split into 1/4-cup bags. 1/2 ÷ 1/4 = how many bags?</w:t>
-      </w:r>
-    </w:p>
-    <w:p>
-      <w:pPr>
-        <w:spacing w:after="40" w:before="0"/>
-      </w:pPr>
-      <w:r>
-        <w:rPr>
-          <w:color w:val="5E6E7E"/>
-          <w:sz w:val="20"/>
-          <w:szCs w:val="20"/>
-        </w:rPr>
-        <w:t xml:space="preserve">     choices: 2   /   1   /   1/8   /   4</w:t>
-      </w:r>
-    </w:p>
-    <w:p>
-      <w:pPr>
-        <w:spacing w:after="80" w:before="0"/>
-      </w:pPr>
-      <w:r>
-        <w:rPr>
-          <w:color w:val="BBBBBB"/>
-        </w:rPr>
-        <w:t xml:space="preserve">____________________________________________________</w:t>
+    <w:tbl>
+      <w:tblPr>
+        <w:tblW w:type="dxa" w:w="9360"/>
+        <w:tblBorders>
+          <w:top w:val="single" w:color="C7D2DD" w:sz="6"/>
+          <w:left w:val="single" w:color="C7D2DD" w:sz="6"/>
+          <w:bottom w:val="single" w:color="C7D2DD" w:sz="6"/>
+          <w:right w:val="single" w:color="C7D2DD" w:sz="6"/>
+          <w:insideH w:val="single" w:color="C7D2DD" w:sz="6"/>
+          <w:insideV w:val="single" w:color="C7D2DD" w:sz="6"/>
+        </w:tblBorders>
+      </w:tblPr>
+      <w:tblGrid>
+        <w:gridCol w:w="2800"/>
+        <w:gridCol w:w="3560"/>
+        <w:gridCol w:w="3000"/>
+      </w:tblGrid>
+      <w:tr>
+        <w:trPr>
+          <w:cantSplit/>
+          <w:tblHeader/>
+        </w:trPr>
+        <w:tc>
+          <w:tcPr>
+            <w:tcW w:type="dxa" w:w="2800"/>
+            <w:shd w:fill="EEF4F8" w:color="auto" w:val="clear"/>
+            <w:tcMar>
+              <w:top w:type="dxa" w:w="60"/>
+              <w:left w:type="dxa" w:w="100"/>
+              <w:bottom w:type="dxa" w:w="60"/>
+              <w:right w:type="dxa" w:w="100"/>
+            </w:tcMar>
+          </w:tcPr>
+          <w:p>
+            <w:pPr>
+              <w:spacing w:after="0" w:before="0"/>
+            </w:pPr>
+            <w:r>
+              <w:rPr>
+                <w:b/>
+                <w:bCs/>
+                <w:color w:val="0F2B3C"/>
+                <w:sz w:val="16"/>
+                <w:szCs w:val="16"/>
+              </w:rPr>
+              <w:t xml:space="preserve">CORE PROBLEM / GIVEN REPRESENTATION</w:t>
+            </w:r>
+          </w:p>
+        </w:tc>
+        <w:tc>
+          <w:tcPr>
+            <w:tcW w:type="dxa" w:w="3560"/>
+            <w:shd w:fill="EEF4F8" w:color="auto" w:val="clear"/>
+            <w:tcMar>
+              <w:top w:type="dxa" w:w="60"/>
+              <w:left w:type="dxa" w:w="100"/>
+              <w:bottom w:type="dxa" w:w="60"/>
+              <w:right w:type="dxa" w:w="100"/>
+            </w:tcMar>
+          </w:tcPr>
+          <w:p>
+            <w:pPr>
+              <w:spacing w:after="0" w:before="0"/>
+            </w:pPr>
+            <w:r>
+              <w:rPr>
+                <w:b/>
+                <w:bCs/>
+                <w:color w:val="0F2B3C"/>
+                <w:sz w:val="16"/>
+                <w:szCs w:val="16"/>
+              </w:rPr>
+              <w:t xml:space="preserve">WORKING SPACE / CALCULATION STEPS</w:t>
+            </w:r>
+          </w:p>
+        </w:tc>
+        <w:tc>
+          <w:tcPr>
+            <w:tcW w:type="dxa" w:w="3000"/>
+            <w:shd w:fill="FBF3E2" w:color="auto" w:val="clear"/>
+            <w:tcMar>
+              <w:top w:type="dxa" w:w="60"/>
+              <w:left w:type="dxa" w:w="100"/>
+              <w:bottom w:type="dxa" w:w="60"/>
+              <w:right w:type="dxa" w:w="100"/>
+            </w:tcMar>
+          </w:tcPr>
+          <w:p>
+            <w:pPr>
+              <w:spacing w:after="0" w:before="0"/>
+            </w:pPr>
+            <w:r>
+              <w:rPr>
+                <w:b/>
+                <w:bCs/>
+                <w:color w:val="7A5400"/>
+                <w:sz w:val="16"/>
+                <w:szCs w:val="16"/>
+              </w:rPr>
+              <w:t xml:space="preserve">EXPLAIN YOUR REASONING</w:t>
+            </w:r>
+          </w:p>
+        </w:tc>
+      </w:tr>
+      <w:tr>
+        <w:trPr>
+          <w:cantSplit/>
+        </w:trPr>
+        <w:tc>
+          <w:tcPr>
+            <w:tcW w:type="dxa" w:w="2800"/>
+            <w:tcMar>
+              <w:top w:type="dxa" w:w="80"/>
+              <w:left w:type="dxa" w:w="100"/>
+              <w:bottom w:type="dxa" w:w="80"/>
+              <w:right w:type="dxa" w:w="100"/>
+            </w:tcMar>
+            <w:vAlign w:val="top"/>
+          </w:tcPr>
+          <w:p>
+            <w:pPr>
+              <w:spacing w:after="40" w:before="0"/>
+            </w:pPr>
+            <w:r>
+              <w:rPr>
+                <w:b/>
+                <w:bCs/>
+                <w:color w:val="0F2B3C"/>
+                <w:sz w:val="20"/>
+                <w:szCs w:val="20"/>
+              </w:rPr>
+              <w:t xml:space="preserve">1.  1 ÷ 1/4: how many 1/4 pieces fit in 1 whole?</w:t>
+            </w:r>
+          </w:p>
+          <w:p>
+            <w:pPr>
+              <w:spacing w:after="0" w:before="0"/>
+            </w:pPr>
+            <w:r>
+              <w:rPr>
+                <w:color w:val="5E6E7E"/>
+                <w:sz w:val="18"/>
+                <w:szCs w:val="18"/>
+              </w:rPr>
+              <w:t xml:space="preserve">Choices: 2   /   4   /   1/4   /   8</w:t>
+            </w:r>
+          </w:p>
+        </w:tc>
+        <w:tc>
+          <w:tcPr>
+            <w:tcW w:type="dxa" w:w="3560"/>
+            <w:tcMar>
+              <w:top w:type="dxa" w:w="80"/>
+              <w:left w:type="dxa" w:w="100"/>
+              <w:bottom w:type="dxa" w:w="80"/>
+              <w:right w:type="dxa" w:w="100"/>
+            </w:tcMar>
+            <w:vAlign w:val="top"/>
+          </w:tcPr>
+          <w:p>
+            <w:pPr>
+              <w:spacing w:after="50" w:before="0"/>
+            </w:pPr>
+            <w:r>
+              <w:rPr>
+                <w:color w:val="BBBBBB"/>
+                <w:sz w:val="18"/>
+                <w:szCs w:val="18"/>
+              </w:rPr>
+              <w:t xml:space="preserve">____________________________</w:t>
+            </w:r>
+          </w:p>
+          <w:p>
+            <w:pPr>
+              <w:spacing w:after="50" w:before="0"/>
+            </w:pPr>
+            <w:r>
+              <w:rPr>
+                <w:color w:val="BBBBBB"/>
+                <w:sz w:val="18"/>
+                <w:szCs w:val="18"/>
+              </w:rPr>
+              <w:t xml:space="preserve">____________________________</w:t>
+            </w:r>
+          </w:p>
+          <w:p>
+            <w:pPr>
+              <w:spacing w:after="50" w:before="0"/>
+            </w:pPr>
+            <w:r>
+              <w:rPr>
+                <w:color w:val="BBBBBB"/>
+                <w:sz w:val="18"/>
+                <w:szCs w:val="18"/>
+              </w:rPr>
+              <w:t xml:space="preserve">____________________________</w:t>
+            </w:r>
+          </w:p>
+          <w:p>
+            <w:pPr>
+              <w:spacing w:after="50" w:before="0"/>
+            </w:pPr>
+            <w:r>
+              <w:rPr>
+                <w:color w:val="BBBBBB"/>
+                <w:sz w:val="18"/>
+                <w:szCs w:val="18"/>
+              </w:rPr>
+              <w:t xml:space="preserve">____________________________</w:t>
+            </w:r>
+          </w:p>
+        </w:tc>
+        <w:tc>
+          <w:tcPr>
+            <w:tcW w:type="dxa" w:w="3000"/>
+            <w:shd w:fill="FBF3E2" w:color="auto" w:val="clear"/>
+            <w:tcMar>
+              <w:top w:type="dxa" w:w="80"/>
+              <w:left w:type="dxa" w:w="100"/>
+              <w:bottom w:type="dxa" w:w="80"/>
+              <w:right w:type="dxa" w:w="100"/>
+            </w:tcMar>
+            <w:vAlign w:val="top"/>
+          </w:tcPr>
+          <w:p>
+            <w:pPr>
+              <w:spacing w:after="30" w:before="0"/>
+            </w:pPr>
+            <w:r>
+              <w:rPr>
+                <w:b/>
+                <w:bCs/>
+                <w:color w:val="0F2B3C"/>
+                <w:sz w:val="18"/>
+                <w:szCs w:val="18"/>
+              </w:rPr>
+              <w:t xml:space="preserve">Because... ________________</w:t>
+            </w:r>
+          </w:p>
+          <w:p>
+            <w:pPr>
+              <w:spacing w:after="50" w:before="0"/>
+            </w:pPr>
+            <w:r>
+              <w:rPr>
+                <w:color w:val="BBBBBB"/>
+                <w:sz w:val="18"/>
+                <w:szCs w:val="18"/>
+              </w:rPr>
+              <w:t xml:space="preserve">____________________________</w:t>
+            </w:r>
+          </w:p>
+          <w:p>
+            <w:pPr>
+              <w:spacing w:after="30" w:before="40"/>
+            </w:pPr>
+            <w:r>
+              <w:rPr>
+                <w:b/>
+                <w:bCs/>
+                <w:color w:val="1A6FB5"/>
+                <w:sz w:val="18"/>
+                <w:szCs w:val="18"/>
+              </w:rPr>
+              <w:t xml:space="preserve">Although... _______________</w:t>
+            </w:r>
+          </w:p>
+          <w:p>
+            <w:pPr>
+              <w:spacing w:after="50" w:before="0"/>
+            </w:pPr>
+            <w:r>
+              <w:rPr>
+                <w:color w:val="BBBBBB"/>
+                <w:sz w:val="18"/>
+                <w:szCs w:val="18"/>
+              </w:rPr>
+              <w:t xml:space="preserve">____________________________</w:t>
+            </w:r>
+          </w:p>
+          <w:p>
+            <w:pPr>
+              <w:spacing w:after="30" w:before="40"/>
+            </w:pPr>
+            <w:r>
+              <w:rPr>
+                <w:b/>
+                <w:bCs/>
+                <w:color w:val="7A5400"/>
+                <w:sz w:val="18"/>
+                <w:szCs w:val="18"/>
+              </w:rPr>
+              <w:t xml:space="preserve">Therefore... ______________</w:t>
+            </w:r>
+          </w:p>
+          <w:p>
+            <w:pPr>
+              <w:spacing w:after="50" w:before="0"/>
+            </w:pPr>
+            <w:r>
+              <w:rPr>
+                <w:color w:val="BBBBBB"/>
+                <w:sz w:val="18"/>
+                <w:szCs w:val="18"/>
+              </w:rPr>
+              <w:t xml:space="preserve">____________________________</w:t>
+            </w:r>
+          </w:p>
+        </w:tc>
+      </w:tr>
+    </w:tbl>
+    <w:p>
+      <w:pPr>
+        <w:spacing w:after="60" w:before="0"/>
+      </w:pPr>
+      <w:r>
+        <w:t xml:space="preserve"/>
+      </w:r>
+    </w:p>
+    <w:tbl>
+      <w:tblPr>
+        <w:tblW w:type="dxa" w:w="9360"/>
+        <w:tblBorders>
+          <w:top w:val="single" w:color="C7D2DD" w:sz="6"/>
+          <w:left w:val="single" w:color="C7D2DD" w:sz="6"/>
+          <w:bottom w:val="single" w:color="C7D2DD" w:sz="6"/>
+          <w:right w:val="single" w:color="C7D2DD" w:sz="6"/>
+          <w:insideH w:val="single" w:color="C7D2DD" w:sz="6"/>
+          <w:insideV w:val="single" w:color="C7D2DD" w:sz="6"/>
+        </w:tblBorders>
+      </w:tblPr>
+      <w:tblGrid>
+        <w:gridCol w:w="2800"/>
+        <w:gridCol w:w="3560"/>
+        <w:gridCol w:w="3000"/>
+      </w:tblGrid>
+      <w:tr>
+        <w:trPr>
+          <w:cantSplit/>
+          <w:tblHeader/>
+        </w:trPr>
+        <w:tc>
+          <w:tcPr>
+            <w:tcW w:type="dxa" w:w="2800"/>
+            <w:shd w:fill="EEF4F8" w:color="auto" w:val="clear"/>
+            <w:tcMar>
+              <w:top w:type="dxa" w:w="60"/>
+              <w:left w:type="dxa" w:w="100"/>
+              <w:bottom w:type="dxa" w:w="60"/>
+              <w:right w:type="dxa" w:w="100"/>
+            </w:tcMar>
+          </w:tcPr>
+          <w:p>
+            <w:pPr>
+              <w:spacing w:after="0" w:before="0"/>
+            </w:pPr>
+            <w:r>
+              <w:rPr>
+                <w:b/>
+                <w:bCs/>
+                <w:color w:val="0F2B3C"/>
+                <w:sz w:val="16"/>
+                <w:szCs w:val="16"/>
+              </w:rPr>
+              <w:t xml:space="preserve">CORE PROBLEM / GIVEN REPRESENTATION</w:t>
+            </w:r>
+          </w:p>
+        </w:tc>
+        <w:tc>
+          <w:tcPr>
+            <w:tcW w:type="dxa" w:w="3560"/>
+            <w:shd w:fill="EEF4F8" w:color="auto" w:val="clear"/>
+            <w:tcMar>
+              <w:top w:type="dxa" w:w="60"/>
+              <w:left w:type="dxa" w:w="100"/>
+              <w:bottom w:type="dxa" w:w="60"/>
+              <w:right w:type="dxa" w:w="100"/>
+            </w:tcMar>
+          </w:tcPr>
+          <w:p>
+            <w:pPr>
+              <w:spacing w:after="0" w:before="0"/>
+            </w:pPr>
+            <w:r>
+              <w:rPr>
+                <w:b/>
+                <w:bCs/>
+                <w:color w:val="0F2B3C"/>
+                <w:sz w:val="16"/>
+                <w:szCs w:val="16"/>
+              </w:rPr>
+              <w:t xml:space="preserve">WORKING SPACE / CALCULATION STEPS</w:t>
+            </w:r>
+          </w:p>
+        </w:tc>
+        <w:tc>
+          <w:tcPr>
+            <w:tcW w:type="dxa" w:w="3000"/>
+            <w:shd w:fill="FBF3E2" w:color="auto" w:val="clear"/>
+            <w:tcMar>
+              <w:top w:type="dxa" w:w="60"/>
+              <w:left w:type="dxa" w:w="100"/>
+              <w:bottom w:type="dxa" w:w="60"/>
+              <w:right w:type="dxa" w:w="100"/>
+            </w:tcMar>
+          </w:tcPr>
+          <w:p>
+            <w:pPr>
+              <w:spacing w:after="0" w:before="0"/>
+            </w:pPr>
+            <w:r>
+              <w:rPr>
+                <w:b/>
+                <w:bCs/>
+                <w:color w:val="7A5400"/>
+                <w:sz w:val="16"/>
+                <w:szCs w:val="16"/>
+              </w:rPr>
+              <w:t xml:space="preserve">EXPLAIN YOUR REASONING</w:t>
+            </w:r>
+          </w:p>
+        </w:tc>
+      </w:tr>
+      <w:tr>
+        <w:trPr>
+          <w:cantSplit/>
+        </w:trPr>
+        <w:tc>
+          <w:tcPr>
+            <w:tcW w:type="dxa" w:w="2800"/>
+            <w:tcMar>
+              <w:top w:type="dxa" w:w="80"/>
+              <w:left w:type="dxa" w:w="100"/>
+              <w:bottom w:type="dxa" w:w="80"/>
+              <w:right w:type="dxa" w:w="100"/>
+            </w:tcMar>
+            <w:vAlign w:val="top"/>
+          </w:tcPr>
+          <w:p>
+            <w:pPr>
+              <w:spacing w:after="40" w:before="0"/>
+            </w:pPr>
+            <w:r>
+              <w:rPr>
+                <w:b/>
+                <w:bCs/>
+                <w:color w:val="0F2B3C"/>
+                <w:sz w:val="20"/>
+                <w:szCs w:val="20"/>
+              </w:rPr>
+              <w:t xml:space="preserve">2.  A 1/2-cup of nuts is split into 1/4-cup bags. 1/2 ÷ 1/4 = how many bags?</w:t>
+            </w:r>
+          </w:p>
+          <w:p>
+            <w:pPr>
+              <w:spacing w:after="0" w:before="0"/>
+            </w:pPr>
+            <w:r>
+              <w:rPr>
+                <w:color w:val="5E6E7E"/>
+                <w:sz w:val="18"/>
+                <w:szCs w:val="18"/>
+              </w:rPr>
+              <w:t xml:space="preserve">Choices: 2   /   1   /   1/8   /   4</w:t>
+            </w:r>
+          </w:p>
+        </w:tc>
+        <w:tc>
+          <w:tcPr>
+            <w:tcW w:type="dxa" w:w="3560"/>
+            <w:tcMar>
+              <w:top w:type="dxa" w:w="80"/>
+              <w:left w:type="dxa" w:w="100"/>
+              <w:bottom w:type="dxa" w:w="80"/>
+              <w:right w:type="dxa" w:w="100"/>
+            </w:tcMar>
+            <w:vAlign w:val="top"/>
+          </w:tcPr>
+          <w:p>
+            <w:pPr>
+              <w:spacing w:after="50" w:before="0"/>
+            </w:pPr>
+            <w:r>
+              <w:rPr>
+                <w:color w:val="BBBBBB"/>
+                <w:sz w:val="18"/>
+                <w:szCs w:val="18"/>
+              </w:rPr>
+              <w:t xml:space="preserve">____________________________</w:t>
+            </w:r>
+          </w:p>
+          <w:p>
+            <w:pPr>
+              <w:spacing w:after="50" w:before="0"/>
+            </w:pPr>
+            <w:r>
+              <w:rPr>
+                <w:color w:val="BBBBBB"/>
+                <w:sz w:val="18"/>
+                <w:szCs w:val="18"/>
+              </w:rPr>
+              <w:t xml:space="preserve">____________________________</w:t>
+            </w:r>
+          </w:p>
+          <w:p>
+            <w:pPr>
+              <w:spacing w:after="50" w:before="0"/>
+            </w:pPr>
+            <w:r>
+              <w:rPr>
+                <w:color w:val="BBBBBB"/>
+                <w:sz w:val="18"/>
+                <w:szCs w:val="18"/>
+              </w:rPr>
+              <w:t xml:space="preserve">____________________________</w:t>
+            </w:r>
+          </w:p>
+          <w:p>
+            <w:pPr>
+              <w:spacing w:after="50" w:before="0"/>
+            </w:pPr>
+            <w:r>
+              <w:rPr>
+                <w:color w:val="BBBBBB"/>
+                <w:sz w:val="18"/>
+                <w:szCs w:val="18"/>
+              </w:rPr>
+              <w:t xml:space="preserve">____________________________</w:t>
+            </w:r>
+          </w:p>
+        </w:tc>
+        <w:tc>
+          <w:tcPr>
+            <w:tcW w:type="dxa" w:w="3000"/>
+            <w:shd w:fill="FBF3E2" w:color="auto" w:val="clear"/>
+            <w:tcMar>
+              <w:top w:type="dxa" w:w="80"/>
+              <w:left w:type="dxa" w:w="100"/>
+              <w:bottom w:type="dxa" w:w="80"/>
+              <w:right w:type="dxa" w:w="100"/>
+            </w:tcMar>
+            <w:vAlign w:val="top"/>
+          </w:tcPr>
+          <w:p>
+            <w:pPr>
+              <w:spacing w:after="30" w:before="0"/>
+            </w:pPr>
+            <w:r>
+              <w:rPr>
+                <w:b/>
+                <w:bCs/>
+                <w:color w:val="0F2B3C"/>
+                <w:sz w:val="18"/>
+                <w:szCs w:val="18"/>
+              </w:rPr>
+              <w:t xml:space="preserve">Because... ________________</w:t>
+            </w:r>
+          </w:p>
+          <w:p>
+            <w:pPr>
+              <w:spacing w:after="50" w:before="0"/>
+            </w:pPr>
+            <w:r>
+              <w:rPr>
+                <w:color w:val="BBBBBB"/>
+                <w:sz w:val="18"/>
+                <w:szCs w:val="18"/>
+              </w:rPr>
+              <w:t xml:space="preserve">____________________________</w:t>
+            </w:r>
+          </w:p>
+          <w:p>
+            <w:pPr>
+              <w:spacing w:after="30" w:before="40"/>
+            </w:pPr>
+            <w:r>
+              <w:rPr>
+                <w:b/>
+                <w:bCs/>
+                <w:color w:val="1A6FB5"/>
+                <w:sz w:val="18"/>
+                <w:szCs w:val="18"/>
+              </w:rPr>
+              <w:t xml:space="preserve">Although... _______________</w:t>
+            </w:r>
+          </w:p>
+          <w:p>
+            <w:pPr>
+              <w:spacing w:after="50" w:before="0"/>
+            </w:pPr>
+            <w:r>
+              <w:rPr>
+                <w:color w:val="BBBBBB"/>
+                <w:sz w:val="18"/>
+                <w:szCs w:val="18"/>
+              </w:rPr>
+              <w:t xml:space="preserve">____________________________</w:t>
+            </w:r>
+          </w:p>
+          <w:p>
+            <w:pPr>
+              <w:spacing w:after="30" w:before="40"/>
+            </w:pPr>
+            <w:r>
+              <w:rPr>
+                <w:b/>
+                <w:bCs/>
+                <w:color w:val="7A5400"/>
+                <w:sz w:val="18"/>
+                <w:szCs w:val="18"/>
+              </w:rPr>
+              <w:t xml:space="preserve">Therefore... ______________</w:t>
+            </w:r>
+          </w:p>
+          <w:p>
+            <w:pPr>
+              <w:spacing w:after="50" w:before="0"/>
+            </w:pPr>
+            <w:r>
+              <w:rPr>
+                <w:color w:val="BBBBBB"/>
+                <w:sz w:val="18"/>
+                <w:szCs w:val="18"/>
+              </w:rPr>
+              <w:t xml:space="preserve">____________________________</w:t>
+            </w:r>
+          </w:p>
+        </w:tc>
+      </w:tr>
+    </w:tbl>
+    <w:p>
+      <w:pPr>
+        <w:spacing w:after="60" w:before="0"/>
+      </w:pPr>
+      <w:r>
+        <w:t xml:space="preserve"/>
       </w:r>
     </w:p>
     <w:p>
@@ -459,6 +3416,141 @@
         <w:t xml:space="preserve">____________________________________________________</w:t>
       </w:r>
     </w:p>
+    <w:tbl>
+      <w:tblPr>
+        <w:tblW w:type="dxa" w:w="9360"/>
+        <w:tblBorders>
+          <w:top w:val="single" w:color="C7D2DD" w:sz="6"/>
+          <w:left w:val="single" w:color="C7D2DD" w:sz="6"/>
+          <w:bottom w:val="single" w:color="C7D2DD" w:sz="6"/>
+          <w:right w:val="single" w:color="C7D2DD" w:sz="6"/>
+          <w:insideH w:val="single" w:color="C7D2DD" w:sz="6"/>
+          <w:insideV w:val="single" w:color="C7D2DD" w:sz="6"/>
+        </w:tblBorders>
+      </w:tblPr>
+      <w:tblGrid>
+        <w:gridCol w:w="3120"/>
+        <w:gridCol w:w="3120"/>
+        <w:gridCol w:w="3120"/>
+      </w:tblGrid>
+      <w:tr>
+        <w:trPr>
+          <w:cantSplit/>
+          <w:tblHeader/>
+        </w:trPr>
+        <w:tc>
+          <w:tcPr>
+            <w:tcW w:type="dxa" w:w="9360"/>
+            <w:gridSpan w:val="3"/>
+            <w:shd w:fill="EEF4F8" w:color="auto" w:val="clear"/>
+            <w:tcMar>
+              <w:top w:type="dxa" w:w="60"/>
+              <w:left w:type="dxa" w:w="100"/>
+              <w:bottom w:type="dxa" w:w="60"/>
+              <w:right w:type="dxa" w:w="100"/>
+            </w:tcMar>
+          </w:tcPr>
+          <w:p>
+            <w:pPr>
+              <w:spacing w:after="0" w:before="0"/>
+            </w:pPr>
+            <w:r>
+              <w:rPr>
+                <w:b/>
+                <w:bCs/>
+                <w:color w:val="0F2B3C"/>
+                <w:sz w:val="18"/>
+                <w:szCs w:val="18"/>
+              </w:rPr>
+              <w:t xml:space="preserve">EXIT CHECK · 3-POINT SELF-ASSESSMENT CHECKLIST</w:t>
+            </w:r>
+          </w:p>
+        </w:tc>
+      </w:tr>
+      <w:tr>
+        <w:trPr>
+          <w:cantSplit/>
+        </w:trPr>
+        <w:tc>
+          <w:tcPr>
+            <w:tcW w:type="dxa" w:w="3120"/>
+            <w:tcMar>
+              <w:top w:type="dxa" w:w="80"/>
+              <w:left w:type="dxa" w:w="100"/>
+              <w:bottom w:type="dxa" w:w="80"/>
+              <w:right w:type="dxa" w:w="100"/>
+            </w:tcMar>
+          </w:tcPr>
+          <w:p>
+            <w:pPr>
+              <w:spacing w:after="0" w:before="0"/>
+            </w:pPr>
+            <w:r>
+              <w:rPr>
+                <w:b/>
+                <w:bCs/>
+                <w:color w:val="0F2B3C"/>
+                <w:sz w:val="18"/>
+                <w:szCs w:val="18"/>
+              </w:rPr>
+              <w:t xml:space="preserve">☐ 1. Units &amp; Labels Verified</w:t>
+            </w:r>
+          </w:p>
+        </w:tc>
+        <w:tc>
+          <w:tcPr>
+            <w:tcW w:type="dxa" w:w="3120"/>
+            <w:tcMar>
+              <w:top w:type="dxa" w:w="80"/>
+              <w:left w:type="dxa" w:w="100"/>
+              <w:bottom w:type="dxa" w:w="80"/>
+              <w:right w:type="dxa" w:w="100"/>
+            </w:tcMar>
+          </w:tcPr>
+          <w:p>
+            <w:pPr>
+              <w:spacing w:after="0" w:before="0"/>
+            </w:pPr>
+            <w:r>
+              <w:rPr>
+                <w:b/>
+                <w:bCs/>
+                <w:color w:val="0F2B3C"/>
+                <w:sz w:val="18"/>
+                <w:szCs w:val="18"/>
+              </w:rPr>
+              <w:t xml:space="preserve">☐ 2. Reasoning Stated (Because / Although / Therefore)</w:t>
+            </w:r>
+          </w:p>
+        </w:tc>
+        <w:tc>
+          <w:tcPr>
+            <w:tcW w:type="dxa" w:w="3120"/>
+            <w:tcMar>
+              <w:top w:type="dxa" w:w="80"/>
+              <w:left w:type="dxa" w:w="100"/>
+              <w:bottom w:type="dxa" w:w="80"/>
+              <w:right w:type="dxa" w:w="100"/>
+            </w:tcMar>
+          </w:tcPr>
+          <w:p>
+            <w:pPr>
+              <w:spacing w:after="0" w:before="0"/>
+            </w:pPr>
+            <w:r>
+              <w:rPr>
+                <w:b/>
+                <w:bCs/>
+                <w:color w:val="0F2B3C"/>
+                <w:sz w:val="18"/>
+                <w:szCs w:val="18"/>
+              </w:rPr>
+              <w:t xml:space="preserve">☐ 3. Calculations Double-Checked</w:t>
+            </w:r>
+          </w:p>
+        </w:tc>
+      </w:tr>
+    </w:tbl>
     <w:p>
       <w:pPr>
         <w:spacing w:after="60" w:before="120"/>
